--- a/Ревьюирование программных модулей/Report/Отчет по ПП03.docx
+++ b/Ревьюирование программных модулей/Report/Отчет по ПП03.docx
@@ -1,6 +1,6 @@
 
 <file path=word/document.xml><?xml version="1.0" encoding="utf-8"?>
-<w:document xmlns:wpc="http://schemas.microsoft.com/office/word/2010/wordprocessingCanvas" xmlns:mc="http://schemas.openxmlformats.org/markup-compatibility/2006" xmlns:o="urn:schemas-microsoft-com:office:office" xmlns:r="http://schemas.openxmlformats.org/officeDocument/2006/relationships" xmlns:m="http://schemas.openxmlformats.org/officeDocument/2006/math" xmlns:v="urn:schemas-microsoft-com:vml" xmlns:wp14="http://schemas.microsoft.com/office/word/2010/wordprocessingDrawing" xmlns:wp="http://schemas.openxmlformats.org/drawingml/2006/wordprocessingDrawing" xmlns:w10="urn:schemas-microsoft-com:office:word" xmlns:w="http://schemas.openxmlformats.org/wordprocessingml/2006/main" xmlns:w14="http://schemas.microsoft.com/office/word/2010/wordml" xmlns:wpg="http://schemas.microsoft.com/office/word/2010/wordprocessingGroup" xmlns:wpi="http://schemas.microsoft.com/office/word/2010/wordprocessingInk" xmlns:wne="http://schemas.microsoft.com/office/word/2006/wordml" xmlns:wps="http://schemas.microsoft.com/office/word/2010/wordprocessingShape" mc:Ignorable="w14 wp14">
+<w:document xmlns:wpc="http://schemas.microsoft.com/office/word/2010/wordprocessingCanvas" xmlns:mc="http://schemas.openxmlformats.org/markup-compatibility/2006" xmlns:o="urn:schemas-microsoft-com:office:office" xmlns:r="http://schemas.openxmlformats.org/officeDocument/2006/relationships" xmlns:m="http://schemas.openxmlformats.org/officeDocument/2006/math" xmlns:v="urn:schemas-microsoft-com:vml" xmlns:wp14="http://schemas.microsoft.com/office/word/2010/wordprocessingDrawing" xmlns:wp="http://schemas.openxmlformats.org/drawingml/2006/wordprocessingDrawing" xmlns:w10="urn:schemas-microsoft-com:office:word" xmlns:w="http://schemas.openxmlformats.org/wordprocessingml/2006/main" xmlns:w14="http://schemas.microsoft.com/office/word/2010/wordml" xmlns:w15="http://schemas.microsoft.com/office/word/2012/wordml" xmlns:wpg="http://schemas.microsoft.com/office/word/2010/wordprocessingGroup" xmlns:wpi="http://schemas.microsoft.com/office/word/2010/wordprocessingInk" xmlns:wne="http://schemas.microsoft.com/office/word/2006/wordml" xmlns:wps="http://schemas.microsoft.com/office/word/2010/wordprocessingShape" mc:Ignorable="w14 w15 wp14">
   <w:body>
     <w:p>
       <w:pPr>
@@ -333,7 +333,6 @@
         <w:rPr>
           <w:rFonts w:ascii="Times New Roman" w:hAnsi="Times New Roman" w:cs="Times New Roman"/>
         </w:rPr>
-        <w:lastRenderedPageBreak/>
         <w:t>Период прохождения:</w:t>
       </w:r>
     </w:p>
@@ -480,21 +479,7 @@
         <w:rPr>
           <w:rFonts w:ascii="Times New Roman" w:hAnsi="Times New Roman" w:cs="Times New Roman"/>
         </w:rPr>
-        <w:t xml:space="preserve">Руководитель практики </w:t>
-      </w:r>
-      <w:proofErr w:type="gramStart"/>
-      <w:r>
-        <w:rPr>
-          <w:rFonts w:ascii="Times New Roman" w:hAnsi="Times New Roman" w:cs="Times New Roman"/>
-        </w:rPr>
-        <w:t>от</w:t>
-      </w:r>
-      <w:proofErr w:type="gramEnd"/>
-      <w:r>
-        <w:rPr>
-          <w:rFonts w:ascii="Times New Roman" w:hAnsi="Times New Roman" w:cs="Times New Roman"/>
-        </w:rPr>
-        <w:t xml:space="preserve"> </w:t>
+        <w:t xml:space="preserve">Руководитель практики от </w:t>
       </w:r>
     </w:p>
     <w:p>
@@ -606,22 +591,7 @@
         <w:rPr>
           <w:rFonts w:ascii="Times New Roman" w:hAnsi="Times New Roman" w:cs="Times New Roman"/>
         </w:rPr>
-        <w:lastRenderedPageBreak/>
-        <w:t xml:space="preserve">Руководитель практики </w:t>
-      </w:r>
-      <w:proofErr w:type="gramStart"/>
-      <w:r>
-        <w:rPr>
-          <w:rFonts w:ascii="Times New Roman" w:hAnsi="Times New Roman" w:cs="Times New Roman"/>
-        </w:rPr>
-        <w:t>от</w:t>
-      </w:r>
-      <w:proofErr w:type="gramEnd"/>
-      <w:r>
-        <w:rPr>
-          <w:rFonts w:ascii="Times New Roman" w:hAnsi="Times New Roman" w:cs="Times New Roman"/>
-        </w:rPr>
-        <w:t xml:space="preserve"> </w:t>
+        <w:t xml:space="preserve">Руководитель практики от </w:t>
       </w:r>
     </w:p>
     <w:p>
@@ -698,86 +668,115 @@
         </w:rPr>
         <w:t>6</w:t>
       </w:r>
+      <w:r>
+        <w:rPr>
+          <w:rFonts w:ascii="Times New Roman" w:hAnsi="Times New Roman" w:cs="Times New Roman"/>
+        </w:rPr>
+        <w:t xml:space="preserve"> года</w:t>
+      </w:r>
+    </w:p>
+    <w:p>
+      <w:pPr>
+        <w:spacing w:after="120" w:line="0" w:lineRule="atLeast"/>
+        <w:rPr>
+          <w:rFonts w:ascii="Times New Roman" w:hAnsi="Times New Roman" w:cs="Times New Roman"/>
+        </w:rPr>
+      </w:pPr>
+    </w:p>
+    <w:p>
+      <w:pPr>
+        <w:spacing w:after="120" w:line="0" w:lineRule="atLeast"/>
+        <w:rPr>
+          <w:rFonts w:ascii="Times New Roman" w:hAnsi="Times New Roman" w:cs="Times New Roman"/>
+        </w:rPr>
+      </w:pPr>
+    </w:p>
+    <w:p>
+      <w:pPr>
+        <w:spacing w:after="120" w:line="0" w:lineRule="atLeast"/>
+        <w:rPr>
+          <w:rFonts w:ascii="Times New Roman" w:hAnsi="Times New Roman" w:cs="Times New Roman"/>
+        </w:rPr>
+      </w:pPr>
+    </w:p>
+    <w:p>
+      <w:pPr>
+        <w:spacing w:after="120" w:line="0" w:lineRule="atLeast"/>
+        <w:jc w:val="center"/>
+        <w:rPr>
+          <w:rFonts w:ascii="Times New Roman" w:hAnsi="Times New Roman" w:cs="Times New Roman"/>
+        </w:rPr>
+      </w:pPr>
+      <w:r>
+        <w:rPr>
+          <w:rFonts w:ascii="Times New Roman" w:hAnsi="Times New Roman" w:cs="Times New Roman"/>
+        </w:rPr>
+        <w:t>г.</w:t>
+      </w:r>
+      <w:r>
+        <w:rPr>
+          <w:rFonts w:ascii="Times New Roman" w:hAnsi="Times New Roman" w:cs="Times New Roman"/>
+        </w:rPr>
+        <w:t xml:space="preserve"> </w:t>
+      </w:r>
+      <w:r>
+        <w:rPr>
+          <w:rFonts w:ascii="Times New Roman" w:hAnsi="Times New Roman" w:cs="Times New Roman"/>
+        </w:rPr>
+        <w:t>Череповец</w:t>
+      </w:r>
+    </w:p>
+    <w:p>
+      <w:pPr>
+        <w:spacing w:after="120" w:line="0" w:lineRule="atLeast"/>
+        <w:jc w:val="center"/>
+        <w:rPr>
+          <w:rFonts w:ascii="Times New Roman" w:hAnsi="Times New Roman" w:cs="Times New Roman"/>
+        </w:rPr>
+      </w:pPr>
+      <w:r>
+        <w:rPr>
+          <w:rFonts w:ascii="Times New Roman" w:hAnsi="Times New Roman" w:cs="Times New Roman"/>
+        </w:rPr>
+        <w:t>202</w:t>
+      </w:r>
+      <w:r>
+        <w:rPr>
+          <w:rFonts w:ascii="Times New Roman" w:hAnsi="Times New Roman" w:cs="Times New Roman"/>
+        </w:rPr>
+        <w:t>5</w:t>
+      </w:r>
+    </w:p>
+    <w:p>
+      <w:pPr>
+        <w:spacing w:after="120" w:line="0" w:lineRule="atLeast"/>
+        <w:jc w:val="center"/>
+        <w:rPr>
+          <w:rFonts w:ascii="Times New Roman" w:hAnsi="Times New Roman" w:cs="Times New Roman"/>
+        </w:rPr>
+      </w:pPr>
+    </w:p>
+    <w:p>
+      <w:pPr>
+        <w:spacing w:after="120" w:line="0" w:lineRule="atLeast"/>
+        <w:jc w:val="both"/>
+        <w:rPr>
+          <w:rFonts w:ascii="Times New Roman" w:hAnsi="Times New Roman" w:cs="Times New Roman"/>
+          <w:noProof/>
+          <w:lang w:eastAsia="ru-RU"/>
+        </w:rPr>
+      </w:pPr>
       <w:bookmarkStart w:id="0" w:name="_GoBack"/>
       <w:bookmarkEnd w:id="0"/>
-      <w:r>
-        <w:rPr>
-          <w:rFonts w:ascii="Times New Roman" w:hAnsi="Times New Roman" w:cs="Times New Roman"/>
-        </w:rPr>
-        <w:t xml:space="preserve"> года</w:t>
-      </w:r>
-    </w:p>
-    <w:p>
-      <w:pPr>
-        <w:spacing w:after="120" w:line="0" w:lineRule="atLeast"/>
-        <w:rPr>
-          <w:rFonts w:ascii="Times New Roman" w:hAnsi="Times New Roman" w:cs="Times New Roman"/>
-        </w:rPr>
-      </w:pPr>
-    </w:p>
-    <w:p>
-      <w:pPr>
-        <w:spacing w:after="120" w:line="0" w:lineRule="atLeast"/>
-        <w:rPr>
-          <w:rFonts w:ascii="Times New Roman" w:hAnsi="Times New Roman" w:cs="Times New Roman"/>
-        </w:rPr>
-      </w:pPr>
-    </w:p>
-    <w:p>
-      <w:pPr>
-        <w:spacing w:after="120" w:line="0" w:lineRule="atLeast"/>
-        <w:rPr>
-          <w:rFonts w:ascii="Times New Roman" w:hAnsi="Times New Roman" w:cs="Times New Roman"/>
-        </w:rPr>
-      </w:pPr>
-    </w:p>
-    <w:p>
-      <w:pPr>
-        <w:spacing w:after="120" w:line="0" w:lineRule="atLeast"/>
-        <w:jc w:val="center"/>
-        <w:rPr>
-          <w:rFonts w:ascii="Times New Roman" w:hAnsi="Times New Roman" w:cs="Times New Roman"/>
-        </w:rPr>
-      </w:pPr>
-      <w:r>
-        <w:rPr>
-          <w:rFonts w:ascii="Times New Roman" w:hAnsi="Times New Roman" w:cs="Times New Roman"/>
-        </w:rPr>
-        <w:t>г.</w:t>
-      </w:r>
-      <w:r>
-        <w:rPr>
-          <w:rFonts w:ascii="Times New Roman" w:hAnsi="Times New Roman" w:cs="Times New Roman"/>
-        </w:rPr>
-        <w:t xml:space="preserve"> </w:t>
-      </w:r>
-      <w:r>
-        <w:rPr>
-          <w:rFonts w:ascii="Times New Roman" w:hAnsi="Times New Roman" w:cs="Times New Roman"/>
-        </w:rPr>
-        <w:t>Череповец</w:t>
-      </w:r>
-    </w:p>
-    <w:p>
-      <w:pPr>
-        <w:spacing w:after="120" w:line="0" w:lineRule="atLeast"/>
-        <w:jc w:val="center"/>
-        <w:rPr>
-          <w:rFonts w:ascii="Times New Roman" w:hAnsi="Times New Roman" w:cs="Times New Roman"/>
-        </w:rPr>
-      </w:pPr>
-      <w:r>
-        <w:rPr>
-          <w:rFonts w:ascii="Times New Roman" w:hAnsi="Times New Roman" w:cs="Times New Roman"/>
-        </w:rPr>
-        <w:t>202</w:t>
-      </w:r>
-      <w:r>
-        <w:rPr>
-          <w:rFonts w:ascii="Times New Roman" w:hAnsi="Times New Roman" w:cs="Times New Roman"/>
-        </w:rPr>
-        <w:t>5</w:t>
-      </w:r>
+    </w:p>
+    <w:p>
+      <w:pPr>
+        <w:spacing w:after="120" w:line="0" w:lineRule="atLeast"/>
+        <w:jc w:val="both"/>
+        <w:rPr>
+          <w:rFonts w:ascii="Times New Roman" w:hAnsi="Times New Roman" w:cs="Times New Roman"/>
+        </w:rPr>
+      </w:pPr>
     </w:p>
     <w:sectPr>
       <w:type w:val="continuous"/>
@@ -791,7 +790,7 @@
 </file>
 
 <file path=word/styles.xml><?xml version="1.0" encoding="utf-8"?>
-<w:styles xmlns:mc="http://schemas.openxmlformats.org/markup-compatibility/2006" xmlns:r="http://schemas.openxmlformats.org/officeDocument/2006/relationships" xmlns:w="http://schemas.openxmlformats.org/wordprocessingml/2006/main" xmlns:w14="http://schemas.microsoft.com/office/word/2010/wordml" mc:Ignorable="w14">
+<w:styles xmlns:mc="http://schemas.openxmlformats.org/markup-compatibility/2006" xmlns:r="http://schemas.openxmlformats.org/officeDocument/2006/relationships" xmlns:w="http://schemas.openxmlformats.org/wordprocessingml/2006/main" xmlns:w14="http://schemas.microsoft.com/office/word/2010/wordml" xmlns:w15="http://schemas.microsoft.com/office/word/2012/wordml" mc:Ignorable="w14 w15">
   <w:docDefaults>
     <w:rPrDefault>
       <w:rPr>
@@ -807,338 +806,378 @@
       </w:pPr>
     </w:pPrDefault>
   </w:docDefaults>
-  <w:latentStyles w:defLockedState="0" w:defUIPriority="99" w:defSemiHidden="1" w:defUnhideWhenUsed="1" w:defQFormat="0" w:count="267">
-    <w:lsdException w:name="Normal" w:semiHidden="0" w:uiPriority="0" w:unhideWhenUsed="0" w:qFormat="1"/>
-    <w:lsdException w:name="heading 1" w:semiHidden="0" w:uiPriority="9" w:unhideWhenUsed="0" w:qFormat="1"/>
-    <w:lsdException w:name="heading 2" w:uiPriority="9" w:qFormat="1"/>
-    <w:lsdException w:name="heading 3" w:uiPriority="9" w:qFormat="1"/>
-    <w:lsdException w:name="heading 4" w:uiPriority="9" w:qFormat="1"/>
-    <w:lsdException w:name="heading 5" w:uiPriority="9" w:qFormat="1"/>
-    <w:lsdException w:name="heading 6" w:uiPriority="9" w:qFormat="1"/>
-    <w:lsdException w:name="heading 7" w:uiPriority="9" w:qFormat="1"/>
-    <w:lsdException w:name="heading 8" w:uiPriority="9" w:qFormat="1"/>
-    <w:lsdException w:name="heading 9" w:uiPriority="9" w:qFormat="1"/>
-    <w:lsdException w:name="toc 1" w:uiPriority="39"/>
-    <w:lsdException w:name="toc 2" w:uiPriority="39"/>
-    <w:lsdException w:name="toc 3" w:uiPriority="39"/>
-    <w:lsdException w:name="toc 4" w:uiPriority="39"/>
-    <w:lsdException w:name="toc 5" w:uiPriority="39"/>
-    <w:lsdException w:name="toc 6" w:uiPriority="39"/>
-    <w:lsdException w:name="toc 7" w:uiPriority="39"/>
-    <w:lsdException w:name="toc 8" w:uiPriority="39"/>
-    <w:lsdException w:name="toc 9" w:uiPriority="39"/>
-    <w:lsdException w:name="caption" w:uiPriority="35" w:qFormat="1"/>
-    <w:lsdException w:name="Title" w:semiHidden="0" w:uiPriority="10" w:unhideWhenUsed="0" w:qFormat="1"/>
-    <w:lsdException w:name="Default Paragraph Font" w:uiPriority="1"/>
-    <w:lsdException w:name="Subtitle" w:semiHidden="0" w:uiPriority="11" w:unhideWhenUsed="0" w:qFormat="1"/>
-    <w:lsdException w:name="Strong" w:semiHidden="0" w:uiPriority="22" w:unhideWhenUsed="0" w:qFormat="1"/>
-    <w:lsdException w:name="Emphasis" w:semiHidden="0" w:uiPriority="20" w:unhideWhenUsed="0" w:qFormat="1"/>
-    <w:lsdException w:name="Table Grid" w:semiHidden="0" w:uiPriority="59" w:unhideWhenUsed="0"/>
-    <w:lsdException w:name="Placeholder Text" w:unhideWhenUsed="0"/>
-    <w:lsdException w:name="No Spacing" w:semiHidden="0" w:uiPriority="1" w:unhideWhenUsed="0" w:qFormat="1"/>
-    <w:lsdException w:name="Light Shading" w:semiHidden="0" w:uiPriority="60" w:unhideWhenUsed="0"/>
-    <w:lsdException w:name="Light List" w:semiHidden="0" w:uiPriority="61" w:unhideWhenUsed="0"/>
-    <w:lsdException w:name="Light Grid" w:semiHidden="0" w:uiPriority="62" w:unhideWhenUsed="0"/>
-    <w:lsdException w:name="Medium Shading 1" w:semiHidden="0" w:uiPriority="63" w:unhideWhenUsed="0"/>
-    <w:lsdException w:name="Medium Shading 2" w:semiHidden="0" w:uiPriority="64" w:unhideWhenUsed="0"/>
-    <w:lsdException w:name="Medium List 1" w:semiHidden="0" w:uiPriority="65" w:unhideWhenUsed="0"/>
-    <w:lsdException w:name="Medium List 2" w:semiHidden="0" w:uiPriority="66" w:unhideWhenUsed="0"/>
-    <w:lsdException w:name="Medium Grid 1" w:semiHidden="0" w:uiPriority="67" w:unhideWhenUsed="0"/>
-    <w:lsdException w:name="Medium Grid 2" w:semiHidden="0" w:uiPriority="68" w:unhideWhenUsed="0"/>
-    <w:lsdException w:name="Medium Grid 3" w:semiHidden="0" w:uiPriority="69" w:unhideWhenUsed="0"/>
-    <w:lsdException w:name="Dark List" w:semiHidden="0" w:uiPriority="70" w:unhideWhenUsed="0"/>
-    <w:lsdException w:name="Colorful Shading" w:semiHidden="0" w:uiPriority="71" w:unhideWhenUsed="0"/>
-    <w:lsdException w:name="Colorful List" w:semiHidden="0" w:uiPriority="72" w:unhideWhenUsed="0"/>
-    <w:lsdException w:name="Colorful Grid" w:semiHidden="0" w:uiPriority="73" w:unhideWhenUsed="0"/>
-    <w:lsdException w:name="Light Shading Accent 1" w:semiHidden="0" w:uiPriority="60" w:unhideWhenUsed="0"/>
-    <w:lsdException w:name="Light List Accent 1" w:semiHidden="0" w:uiPriority="61" w:unhideWhenUsed="0"/>
-    <w:lsdException w:name="Light Grid Accent 1" w:semiHidden="0" w:uiPriority="62" w:unhideWhenUsed="0"/>
-    <w:lsdException w:name="Medium Shading 1 Accent 1" w:semiHidden="0" w:uiPriority="63" w:unhideWhenUsed="0"/>
-    <w:lsdException w:name="Medium Shading 2 Accent 1" w:semiHidden="0" w:uiPriority="64" w:unhideWhenUsed="0"/>
-    <w:lsdException w:name="Medium List 1 Accent 1" w:semiHidden="0" w:uiPriority="65" w:unhideWhenUsed="0"/>
-    <w:lsdException w:name="Revision" w:unhideWhenUsed="0"/>
-    <w:lsdException w:name="List Paragraph" w:semiHidden="0" w:uiPriority="34" w:unhideWhenUsed="0" w:qFormat="1"/>
-    <w:lsdException w:name="Quote" w:semiHidden="0" w:uiPriority="29" w:unhideWhenUsed="0" w:qFormat="1"/>
-    <w:lsdException w:name="Intense Quote" w:semiHidden="0" w:uiPriority="30" w:unhideWhenUsed="0" w:qFormat="1"/>
-    <w:lsdException w:name="Medium List 2 Accent 1" w:semiHidden="0" w:uiPriority="66" w:unhideWhenUsed="0"/>
-    <w:lsdException w:name="Medium Grid 1 Accent 1" w:semiHidden="0" w:uiPriority="67" w:unhideWhenUsed="0"/>
-    <w:lsdException w:name="Medium Grid 2 Accent 1" w:semiHidden="0" w:uiPriority="68" w:unhideWhenUsed="0"/>
-    <w:lsdException w:name="Medium Grid 3 Accent 1" w:semiHidden="0" w:uiPriority="69" w:unhideWhenUsed="0"/>
-    <w:lsdException w:name="Dark List Accent 1" w:semiHidden="0" w:uiPriority="70" w:unhideWhenUsed="0"/>
-    <w:lsdException w:name="Colorful Shading Accent 1" w:semiHidden="0" w:uiPriority="71" w:unhideWhenUsed="0"/>
-    <w:lsdException w:name="Colorful List Accent 1" w:semiHidden="0" w:uiPriority="72" w:unhideWhenUsed="0"/>
-    <w:lsdException w:name="Colorful Grid Accent 1" w:semiHidden="0" w:uiPriority="73" w:unhideWhenUsed="0"/>
-    <w:lsdException w:name="Light Shading Accent 2" w:semiHidden="0" w:uiPriority="60" w:unhideWhenUsed="0"/>
-    <w:lsdException w:name="Light List Accent 2" w:semiHidden="0" w:uiPriority="61" w:unhideWhenUsed="0"/>
-    <w:lsdException w:name="Light Grid Accent 2" w:semiHidden="0" w:uiPriority="62" w:unhideWhenUsed="0"/>
-    <w:lsdException w:name="Medium Shading 1 Accent 2" w:semiHidden="0" w:uiPriority="63" w:unhideWhenUsed="0"/>
-    <w:lsdException w:name="Medium Shading 2 Accent 2" w:semiHidden="0" w:uiPriority="64" w:unhideWhenUsed="0"/>
-    <w:lsdException w:name="Medium List 1 Accent 2" w:semiHidden="0" w:uiPriority="65" w:unhideWhenUsed="0"/>
-    <w:lsdException w:name="Medium List 2 Accent 2" w:semiHidden="0" w:uiPriority="66" w:unhideWhenUsed="0"/>
-    <w:lsdException w:name="Medium Grid 1 Accent 2" w:semiHidden="0" w:uiPriority="67" w:unhideWhenUsed="0"/>
-    <w:lsdException w:name="Medium Grid 2 Accent 2" w:semiHidden="0" w:uiPriority="68" w:unhideWhenUsed="0"/>
-    <w:lsdException w:name="Medium Grid 3 Accent 2" w:semiHidden="0" w:uiPriority="69" w:unhideWhenUsed="0"/>
-    <w:lsdException w:name="Dark List Accent 2" w:semiHidden="0" w:uiPriority="70" w:unhideWhenUsed="0"/>
-    <w:lsdException w:name="Colorful Shading Accent 2" w:semiHidden="0" w:uiPriority="71" w:unhideWhenUsed="0"/>
-    <w:lsdException w:name="Colorful List Accent 2" w:semiHidden="0" w:uiPriority="72" w:unhideWhenUsed="0"/>
-    <w:lsdException w:name="Colorful Grid Accent 2" w:semiHidden="0" w:uiPriority="73" w:unhideWhenUsed="0"/>
-    <w:lsdException w:name="Light Shading Accent 3" w:semiHidden="0" w:uiPriority="60" w:unhideWhenUsed="0"/>
-    <w:lsdException w:name="Light List Accent 3" w:semiHidden="0" w:uiPriority="61" w:unhideWhenUsed="0"/>
-    <w:lsdException w:name="Light Grid Accent 3" w:semiHidden="0" w:uiPriority="62" w:unhideWhenUsed="0"/>
-    <w:lsdException w:name="Medium Shading 1 Accent 3" w:semiHidden="0" w:uiPriority="63" w:unhideWhenUsed="0"/>
-    <w:lsdException w:name="Medium Shading 2 Accent 3" w:semiHidden="0" w:uiPriority="64" w:unhideWhenUsed="0"/>
-    <w:lsdException w:name="Medium List 1 Accent 3" w:semiHidden="0" w:uiPriority="65" w:unhideWhenUsed="0"/>
-    <w:lsdException w:name="Medium List 2 Accent 3" w:semiHidden="0" w:uiPriority="66" w:unhideWhenUsed="0"/>
-    <w:lsdException w:name="Medium Grid 1 Accent 3" w:semiHidden="0" w:uiPriority="67" w:unhideWhenUsed="0"/>
-    <w:lsdException w:name="Medium Grid 2 Accent 3" w:semiHidden="0" w:uiPriority="68" w:unhideWhenUsed="0"/>
-    <w:lsdException w:name="Medium Grid 3 Accent 3" w:semiHidden="0" w:uiPriority="69" w:unhideWhenUsed="0"/>
-    <w:lsdException w:name="Dark List Accent 3" w:semiHidden="0" w:uiPriority="70" w:unhideWhenUsed="0"/>
-    <w:lsdException w:name="Colorful Shading Accent 3" w:semiHidden="0" w:uiPriority="71" w:unhideWhenUsed="0"/>
-    <w:lsdException w:name="Colorful List Accent 3" w:semiHidden="0" w:uiPriority="72" w:unhideWhenUsed="0"/>
-    <w:lsdException w:name="Colorful Grid Accent 3" w:semiHidden="0" w:uiPriority="73" w:unhideWhenUsed="0"/>
-    <w:lsdException w:name="Light Shading Accent 4" w:semiHidden="0" w:uiPriority="60" w:unhideWhenUsed="0"/>
-    <w:lsdException w:name="Light List Accent 4" w:semiHidden="0" w:uiPriority="61" w:unhideWhenUsed="0"/>
-    <w:lsdException w:name="Light Grid Accent 4" w:semiHidden="0" w:uiPriority="62" w:unhideWhenUsed="0"/>
-    <w:lsdException w:name="Medium Shading 1 Accent 4" w:semiHidden="0" w:uiPriority="63" w:unhideWhenUsed="0"/>
-    <w:lsdException w:name="Medium Shading 2 Accent 4" w:semiHidden="0" w:uiPriority="64" w:unhideWhenUsed="0"/>
-    <w:lsdException w:name="Medium List 1 Accent 4" w:semiHidden="0" w:uiPriority="65" w:unhideWhenUsed="0"/>
-    <w:lsdException w:name="Medium List 2 Accent 4" w:semiHidden="0" w:uiPriority="66" w:unhideWhenUsed="0"/>
-    <w:lsdException w:name="Medium Grid 1 Accent 4" w:semiHidden="0" w:uiPriority="67" w:unhideWhenUsed="0"/>
-    <w:lsdException w:name="Medium Grid 2 Accent 4" w:semiHidden="0" w:uiPriority="68" w:unhideWhenUsed="0"/>
-    <w:lsdException w:name="Medium Grid 3 Accent 4" w:semiHidden="0" w:uiPriority="69" w:unhideWhenUsed="0"/>
-    <w:lsdException w:name="Dark List Accent 4" w:semiHidden="0" w:uiPriority="70" w:unhideWhenUsed="0"/>
-    <w:lsdException w:name="Colorful Shading Accent 4" w:semiHidden="0" w:uiPriority="71" w:unhideWhenUsed="0"/>
-    <w:lsdException w:name="Colorful List Accent 4" w:semiHidden="0" w:uiPriority="72" w:unhideWhenUsed="0"/>
-    <w:lsdException w:name="Colorful Grid Accent 4" w:semiHidden="0" w:uiPriority="73" w:unhideWhenUsed="0"/>
-    <w:lsdException w:name="Light Shading Accent 5" w:semiHidden="0" w:uiPriority="60" w:unhideWhenUsed="0"/>
-    <w:lsdException w:name="Light List Accent 5" w:semiHidden="0" w:uiPriority="61" w:unhideWhenUsed="0"/>
-    <w:lsdException w:name="Light Grid Accent 5" w:semiHidden="0" w:uiPriority="62" w:unhideWhenUsed="0"/>
-    <w:lsdException w:name="Medium Shading 1 Accent 5" w:semiHidden="0" w:uiPriority="63" w:unhideWhenUsed="0"/>
-    <w:lsdException w:name="Medium Shading 2 Accent 5" w:semiHidden="0" w:uiPriority="64" w:unhideWhenUsed="0"/>
-    <w:lsdException w:name="Medium List 1 Accent 5" w:semiHidden="0" w:uiPriority="65" w:unhideWhenUsed="0"/>
-    <w:lsdException w:name="Medium List 2 Accent 5" w:semiHidden="0" w:uiPriority="66" w:unhideWhenUsed="0"/>
-    <w:lsdException w:name="Medium Grid 1 Accent 5" w:semiHidden="0" w:uiPriority="67" w:unhideWhenUsed="0"/>
-    <w:lsdException w:name="Medium Grid 2 Accent 5" w:semiHidden="0" w:uiPriority="68" w:unhideWhenUsed="0"/>
-    <w:lsdException w:name="Medium Grid 3 Accent 5" w:semiHidden="0" w:uiPriority="69" w:unhideWhenUsed="0"/>
-    <w:lsdException w:name="Dark List Accent 5" w:semiHidden="0" w:uiPriority="70" w:unhideWhenUsed="0"/>
-    <w:lsdException w:name="Colorful Shading Accent 5" w:semiHidden="0" w:uiPriority="71" w:unhideWhenUsed="0"/>
-    <w:lsdException w:name="Colorful List Accent 5" w:semiHidden="0" w:uiPriority="72" w:unhideWhenUsed="0"/>
-    <w:lsdException w:name="Colorful Grid Accent 5" w:semiHidden="0" w:uiPriority="73" w:unhideWhenUsed="0"/>
-    <w:lsdException w:name="Light Shading Accent 6" w:semiHidden="0" w:uiPriority="60" w:unhideWhenUsed="0"/>
-    <w:lsdException w:name="Light List Accent 6" w:semiHidden="0" w:uiPriority="61" w:unhideWhenUsed="0"/>
-    <w:lsdException w:name="Light Grid Accent 6" w:semiHidden="0" w:uiPriority="62" w:unhideWhenUsed="0"/>
-    <w:lsdException w:name="Medium Shading 1 Accent 6" w:semiHidden="0" w:uiPriority="63" w:unhideWhenUsed="0"/>
-    <w:lsdException w:name="Medium Shading 2 Accent 6" w:semiHidden="0" w:uiPriority="64" w:unhideWhenUsed="0"/>
-    <w:lsdException w:name="Medium List 1 Accent 6" w:semiHidden="0" w:uiPriority="65" w:unhideWhenUsed="0"/>
-    <w:lsdException w:name="Medium List 2 Accent 6" w:semiHidden="0" w:uiPriority="66" w:unhideWhenUsed="0"/>
-    <w:lsdException w:name="Medium Grid 1 Accent 6" w:semiHidden="0" w:uiPriority="67" w:unhideWhenUsed="0"/>
-    <w:lsdException w:name="Medium Grid 2 Accent 6" w:semiHidden="0" w:uiPriority="68" w:unhideWhenUsed="0"/>
-    <w:lsdException w:name="Medium Grid 3 Accent 6" w:semiHidden="0" w:uiPriority="69" w:unhideWhenUsed="0"/>
-    <w:lsdException w:name="Dark List Accent 6" w:semiHidden="0" w:uiPriority="70" w:unhideWhenUsed="0"/>
-    <w:lsdException w:name="Colorful Shading Accent 6" w:semiHidden="0" w:uiPriority="71" w:unhideWhenUsed="0"/>
-    <w:lsdException w:name="Colorful List Accent 6" w:semiHidden="0" w:uiPriority="72" w:unhideWhenUsed="0"/>
-    <w:lsdException w:name="Colorful Grid Accent 6" w:semiHidden="0" w:uiPriority="73" w:unhideWhenUsed="0"/>
-    <w:lsdException w:name="Subtle Emphasis" w:semiHidden="0" w:uiPriority="19" w:unhideWhenUsed="0" w:qFormat="1"/>
-    <w:lsdException w:name="Intense Emphasis" w:semiHidden="0" w:uiPriority="21" w:unhideWhenUsed="0" w:qFormat="1"/>
-    <w:lsdException w:name="Subtle Reference" w:semiHidden="0" w:uiPriority="31" w:unhideWhenUsed="0" w:qFormat="1"/>
-    <w:lsdException w:name="Intense Reference" w:semiHidden="0" w:uiPriority="32" w:unhideWhenUsed="0" w:qFormat="1"/>
-    <w:lsdException w:name="Book Title" w:semiHidden="0" w:uiPriority="33" w:unhideWhenUsed="0" w:qFormat="1"/>
-    <w:lsdException w:name="Bibliography" w:uiPriority="37"/>
-    <w:lsdException w:name="TOC Heading" w:uiPriority="39" w:qFormat="1"/>
-  </w:latentStyles>
-  <w:style w:type="paragraph" w:default="1" w:styleId="a">
-    <w:name w:val="Normal"/>
-    <w:qFormat/>
-    <w:rsid w:val="0067465A"/>
-    <w:rPr>
-      <w:rFonts w:ascii="Calibri" w:eastAsia="Calibri" w:hAnsi="Calibri" w:cs="Calibri"/>
-    </w:rPr>
-  </w:style>
-  <w:style w:type="character" w:default="1" w:styleId="a0">
-    <w:name w:val="Default Paragraph Font"/>
-    <w:uiPriority w:val="1"/>
-    <w:semiHidden/>
-    <w:unhideWhenUsed/>
-  </w:style>
-  <w:style w:type="table" w:default="1" w:styleId="a1">
-    <w:name w:val="Normal Table"/>
-    <w:uiPriority w:val="99"/>
-    <w:semiHidden/>
-    <w:unhideWhenUsed/>
-    <w:tblPr>
-      <w:tblInd w:w="0" w:type="dxa"/>
-      <w:tblCellMar>
-        <w:top w:w="0" w:type="dxa"/>
-        <w:left w:w="108" w:type="dxa"/>
-        <w:bottom w:w="0" w:type="dxa"/>
-        <w:right w:w="108" w:type="dxa"/>
-      </w:tblCellMar>
-    </w:tblPr>
-  </w:style>
-  <w:style w:type="numbering" w:default="1" w:styleId="a2">
-    <w:name w:val="No List"/>
-    <w:uiPriority w:val="99"/>
-    <w:semiHidden/>
-    <w:unhideWhenUsed/>
-  </w:style>
-</w:styles>
-</file>
-
-<file path=word/stylesWithEffects.xml><?xml version="1.0" encoding="utf-8"?>
-<w:styles xmlns:wpc="http://schemas.microsoft.com/office/word/2010/wordprocessingCanvas" xmlns:mc="http://schemas.openxmlformats.org/markup-compatibility/2006" xmlns:o="urn:schemas-microsoft-com:office:office" xmlns:r="http://schemas.openxmlformats.org/officeDocument/2006/relationships" xmlns:m="http://schemas.openxmlformats.org/officeDocument/2006/math" xmlns:v="urn:schemas-microsoft-com:vml" xmlns:wp14="http://schemas.microsoft.com/office/word/2010/wordprocessingDrawing" xmlns:wp="http://schemas.openxmlformats.org/drawingml/2006/wordprocessingDrawing" xmlns:w10="urn:schemas-microsoft-com:office:word" xmlns:w="http://schemas.openxmlformats.org/wordprocessingml/2006/main" xmlns:w14="http://schemas.microsoft.com/office/word/2010/wordml" xmlns:wpg="http://schemas.microsoft.com/office/word/2010/wordprocessingGroup" xmlns:wpi="http://schemas.microsoft.com/office/word/2010/wordprocessingInk" xmlns:wne="http://schemas.microsoft.com/office/word/2006/wordml" xmlns:wps="http://schemas.microsoft.com/office/word/2010/wordprocessingShape" mc:Ignorable="w14 wp14">
-  <w:docDefaults>
-    <w:rPrDefault>
-      <w:rPr>
-        <w:rFonts w:asciiTheme="minorHAnsi" w:eastAsiaTheme="minorHAnsi" w:hAnsiTheme="minorHAnsi" w:cstheme="minorBidi"/>
-        <w:sz w:val="22"/>
-        <w:szCs w:val="22"/>
-        <w:lang w:val="ru-RU" w:eastAsia="en-US" w:bidi="ar-SA"/>
-      </w:rPr>
-    </w:rPrDefault>
-    <w:pPrDefault>
-      <w:pPr>
-        <w:spacing w:after="200" w:line="276" w:lineRule="auto"/>
-      </w:pPr>
-    </w:pPrDefault>
-  </w:docDefaults>
-  <w:latentStyles w:defLockedState="0" w:defUIPriority="99" w:defSemiHidden="1" w:defUnhideWhenUsed="1" w:defQFormat="0" w:count="267">
-    <w:lsdException w:name="Normal" w:semiHidden="0" w:uiPriority="0" w:unhideWhenUsed="0" w:qFormat="1"/>
-    <w:lsdException w:name="heading 1" w:semiHidden="0" w:uiPriority="9" w:unhideWhenUsed="0" w:qFormat="1"/>
-    <w:lsdException w:name="heading 2" w:uiPriority="9" w:qFormat="1"/>
-    <w:lsdException w:name="heading 3" w:uiPriority="9" w:qFormat="1"/>
-    <w:lsdException w:name="heading 4" w:uiPriority="9" w:qFormat="1"/>
-    <w:lsdException w:name="heading 5" w:uiPriority="9" w:qFormat="1"/>
-    <w:lsdException w:name="heading 6" w:uiPriority="9" w:qFormat="1"/>
-    <w:lsdException w:name="heading 7" w:uiPriority="9" w:qFormat="1"/>
-    <w:lsdException w:name="heading 8" w:uiPriority="9" w:qFormat="1"/>
-    <w:lsdException w:name="heading 9" w:uiPriority="9" w:qFormat="1"/>
-    <w:lsdException w:name="toc 1" w:uiPriority="39"/>
-    <w:lsdException w:name="toc 2" w:uiPriority="39"/>
-    <w:lsdException w:name="toc 3" w:uiPriority="39"/>
-    <w:lsdException w:name="toc 4" w:uiPriority="39"/>
-    <w:lsdException w:name="toc 5" w:uiPriority="39"/>
-    <w:lsdException w:name="toc 6" w:uiPriority="39"/>
-    <w:lsdException w:name="toc 7" w:uiPriority="39"/>
-    <w:lsdException w:name="toc 8" w:uiPriority="39"/>
-    <w:lsdException w:name="toc 9" w:uiPriority="39"/>
-    <w:lsdException w:name="caption" w:uiPriority="35" w:qFormat="1"/>
-    <w:lsdException w:name="Title" w:semiHidden="0" w:uiPriority="10" w:unhideWhenUsed="0" w:qFormat="1"/>
-    <w:lsdException w:name="Default Paragraph Font" w:uiPriority="1"/>
-    <w:lsdException w:name="Subtitle" w:semiHidden="0" w:uiPriority="11" w:unhideWhenUsed="0" w:qFormat="1"/>
-    <w:lsdException w:name="Strong" w:semiHidden="0" w:uiPriority="22" w:unhideWhenUsed="0" w:qFormat="1"/>
-    <w:lsdException w:name="Emphasis" w:semiHidden="0" w:uiPriority="20" w:unhideWhenUsed="0" w:qFormat="1"/>
-    <w:lsdException w:name="Table Grid" w:semiHidden="0" w:uiPriority="59" w:unhideWhenUsed="0"/>
-    <w:lsdException w:name="Placeholder Text" w:unhideWhenUsed="0"/>
-    <w:lsdException w:name="No Spacing" w:semiHidden="0" w:uiPriority="1" w:unhideWhenUsed="0" w:qFormat="1"/>
-    <w:lsdException w:name="Light Shading" w:semiHidden="0" w:uiPriority="60" w:unhideWhenUsed="0"/>
-    <w:lsdException w:name="Light List" w:semiHidden="0" w:uiPriority="61" w:unhideWhenUsed="0"/>
-    <w:lsdException w:name="Light Grid" w:semiHidden="0" w:uiPriority="62" w:unhideWhenUsed="0"/>
-    <w:lsdException w:name="Medium Shading 1" w:semiHidden="0" w:uiPriority="63" w:unhideWhenUsed="0"/>
-    <w:lsdException w:name="Medium Shading 2" w:semiHidden="0" w:uiPriority="64" w:unhideWhenUsed="0"/>
-    <w:lsdException w:name="Medium List 1" w:semiHidden="0" w:uiPriority="65" w:unhideWhenUsed="0"/>
-    <w:lsdException w:name="Medium List 2" w:semiHidden="0" w:uiPriority="66" w:unhideWhenUsed="0"/>
-    <w:lsdException w:name="Medium Grid 1" w:semiHidden="0" w:uiPriority="67" w:unhideWhenUsed="0"/>
-    <w:lsdException w:name="Medium Grid 2" w:semiHidden="0" w:uiPriority="68" w:unhideWhenUsed="0"/>
-    <w:lsdException w:name="Medium Grid 3" w:semiHidden="0" w:uiPriority="69" w:unhideWhenUsed="0"/>
-    <w:lsdException w:name="Dark List" w:semiHidden="0" w:uiPriority="70" w:unhideWhenUsed="0"/>
-    <w:lsdException w:name="Colorful Shading" w:semiHidden="0" w:uiPriority="71" w:unhideWhenUsed="0"/>
-    <w:lsdException w:name="Colorful List" w:semiHidden="0" w:uiPriority="72" w:unhideWhenUsed="0"/>
-    <w:lsdException w:name="Colorful Grid" w:semiHidden="0" w:uiPriority="73" w:unhideWhenUsed="0"/>
-    <w:lsdException w:name="Light Shading Accent 1" w:semiHidden="0" w:uiPriority="60" w:unhideWhenUsed="0"/>
-    <w:lsdException w:name="Light List Accent 1" w:semiHidden="0" w:uiPriority="61" w:unhideWhenUsed="0"/>
-    <w:lsdException w:name="Light Grid Accent 1" w:semiHidden="0" w:uiPriority="62" w:unhideWhenUsed="0"/>
-    <w:lsdException w:name="Medium Shading 1 Accent 1" w:semiHidden="0" w:uiPriority="63" w:unhideWhenUsed="0"/>
-    <w:lsdException w:name="Medium Shading 2 Accent 1" w:semiHidden="0" w:uiPriority="64" w:unhideWhenUsed="0"/>
-    <w:lsdException w:name="Medium List 1 Accent 1" w:semiHidden="0" w:uiPriority="65" w:unhideWhenUsed="0"/>
-    <w:lsdException w:name="Revision" w:unhideWhenUsed="0"/>
-    <w:lsdException w:name="List Paragraph" w:semiHidden="0" w:uiPriority="34" w:unhideWhenUsed="0" w:qFormat="1"/>
-    <w:lsdException w:name="Quote" w:semiHidden="0" w:uiPriority="29" w:unhideWhenUsed="0" w:qFormat="1"/>
-    <w:lsdException w:name="Intense Quote" w:semiHidden="0" w:uiPriority="30" w:unhideWhenUsed="0" w:qFormat="1"/>
-    <w:lsdException w:name="Medium List 2 Accent 1" w:semiHidden="0" w:uiPriority="66" w:unhideWhenUsed="0"/>
-    <w:lsdException w:name="Medium Grid 1 Accent 1" w:semiHidden="0" w:uiPriority="67" w:unhideWhenUsed="0"/>
-    <w:lsdException w:name="Medium Grid 2 Accent 1" w:semiHidden="0" w:uiPriority="68" w:unhideWhenUsed="0"/>
-    <w:lsdException w:name="Medium Grid 3 Accent 1" w:semiHidden="0" w:uiPriority="69" w:unhideWhenUsed="0"/>
-    <w:lsdException w:name="Dark List Accent 1" w:semiHidden="0" w:uiPriority="70" w:unhideWhenUsed="0"/>
-    <w:lsdException w:name="Colorful Shading Accent 1" w:semiHidden="0" w:uiPriority="71" w:unhideWhenUsed="0"/>
-    <w:lsdException w:name="Colorful List Accent 1" w:semiHidden="0" w:uiPriority="72" w:unhideWhenUsed="0"/>
-    <w:lsdException w:name="Colorful Grid Accent 1" w:semiHidden="0" w:uiPriority="73" w:unhideWhenUsed="0"/>
-    <w:lsdException w:name="Light Shading Accent 2" w:semiHidden="0" w:uiPriority="60" w:unhideWhenUsed="0"/>
-    <w:lsdException w:name="Light List Accent 2" w:semiHidden="0" w:uiPriority="61" w:unhideWhenUsed="0"/>
-    <w:lsdException w:name="Light Grid Accent 2" w:semiHidden="0" w:uiPriority="62" w:unhideWhenUsed="0"/>
-    <w:lsdException w:name="Medium Shading 1 Accent 2" w:semiHidden="0" w:uiPriority="63" w:unhideWhenUsed="0"/>
-    <w:lsdException w:name="Medium Shading 2 Accent 2" w:semiHidden="0" w:uiPriority="64" w:unhideWhenUsed="0"/>
-    <w:lsdException w:name="Medium List 1 Accent 2" w:semiHidden="0" w:uiPriority="65" w:unhideWhenUsed="0"/>
-    <w:lsdException w:name="Medium List 2 Accent 2" w:semiHidden="0" w:uiPriority="66" w:unhideWhenUsed="0"/>
-    <w:lsdException w:name="Medium Grid 1 Accent 2" w:semiHidden="0" w:uiPriority="67" w:unhideWhenUsed="0"/>
-    <w:lsdException w:name="Medium Grid 2 Accent 2" w:semiHidden="0" w:uiPriority="68" w:unhideWhenUsed="0"/>
-    <w:lsdException w:name="Medium Grid 3 Accent 2" w:semiHidden="0" w:uiPriority="69" w:unhideWhenUsed="0"/>
-    <w:lsdException w:name="Dark List Accent 2" w:semiHidden="0" w:uiPriority="70" w:unhideWhenUsed="0"/>
-    <w:lsdException w:name="Colorful Shading Accent 2" w:semiHidden="0" w:uiPriority="71" w:unhideWhenUsed="0"/>
-    <w:lsdException w:name="Colorful List Accent 2" w:semiHidden="0" w:uiPriority="72" w:unhideWhenUsed="0"/>
-    <w:lsdException w:name="Colorful Grid Accent 2" w:semiHidden="0" w:uiPriority="73" w:unhideWhenUsed="0"/>
-    <w:lsdException w:name="Light Shading Accent 3" w:semiHidden="0" w:uiPriority="60" w:unhideWhenUsed="0"/>
-    <w:lsdException w:name="Light List Accent 3" w:semiHidden="0" w:uiPriority="61" w:unhideWhenUsed="0"/>
-    <w:lsdException w:name="Light Grid Accent 3" w:semiHidden="0" w:uiPriority="62" w:unhideWhenUsed="0"/>
-    <w:lsdException w:name="Medium Shading 1 Accent 3" w:semiHidden="0" w:uiPriority="63" w:unhideWhenUsed="0"/>
-    <w:lsdException w:name="Medium Shading 2 Accent 3" w:semiHidden="0" w:uiPriority="64" w:unhideWhenUsed="0"/>
-    <w:lsdException w:name="Medium List 1 Accent 3" w:semiHidden="0" w:uiPriority="65" w:unhideWhenUsed="0"/>
-    <w:lsdException w:name="Medium List 2 Accent 3" w:semiHidden="0" w:uiPriority="66" w:unhideWhenUsed="0"/>
-    <w:lsdException w:name="Medium Grid 1 Accent 3" w:semiHidden="0" w:uiPriority="67" w:unhideWhenUsed="0"/>
-    <w:lsdException w:name="Medium Grid 2 Accent 3" w:semiHidden="0" w:uiPriority="68" w:unhideWhenUsed="0"/>
-    <w:lsdException w:name="Medium Grid 3 Accent 3" w:semiHidden="0" w:uiPriority="69" w:unhideWhenUsed="0"/>
-    <w:lsdException w:name="Dark List Accent 3" w:semiHidden="0" w:uiPriority="70" w:unhideWhenUsed="0"/>
-    <w:lsdException w:name="Colorful Shading Accent 3" w:semiHidden="0" w:uiPriority="71" w:unhideWhenUsed="0"/>
-    <w:lsdException w:name="Colorful List Accent 3" w:semiHidden="0" w:uiPriority="72" w:unhideWhenUsed="0"/>
-    <w:lsdException w:name="Colorful Grid Accent 3" w:semiHidden="0" w:uiPriority="73" w:unhideWhenUsed="0"/>
-    <w:lsdException w:name="Light Shading Accent 4" w:semiHidden="0" w:uiPriority="60" w:unhideWhenUsed="0"/>
-    <w:lsdException w:name="Light List Accent 4" w:semiHidden="0" w:uiPriority="61" w:unhideWhenUsed="0"/>
-    <w:lsdException w:name="Light Grid Accent 4" w:semiHidden="0" w:uiPriority="62" w:unhideWhenUsed="0"/>
-    <w:lsdException w:name="Medium Shading 1 Accent 4" w:semiHidden="0" w:uiPriority="63" w:unhideWhenUsed="0"/>
-    <w:lsdException w:name="Medium Shading 2 Accent 4" w:semiHidden="0" w:uiPriority="64" w:unhideWhenUsed="0"/>
-    <w:lsdException w:name="Medium List 1 Accent 4" w:semiHidden="0" w:uiPriority="65" w:unhideWhenUsed="0"/>
-    <w:lsdException w:name="Medium List 2 Accent 4" w:semiHidden="0" w:uiPriority="66" w:unhideWhenUsed="0"/>
-    <w:lsdException w:name="Medium Grid 1 Accent 4" w:semiHidden="0" w:uiPriority="67" w:unhideWhenUsed="0"/>
-    <w:lsdException w:name="Medium Grid 2 Accent 4" w:semiHidden="0" w:uiPriority="68" w:unhideWhenUsed="0"/>
-    <w:lsdException w:name="Medium Grid 3 Accent 4" w:semiHidden="0" w:uiPriority="69" w:unhideWhenUsed="0"/>
-    <w:lsdException w:name="Dark List Accent 4" w:semiHidden="0" w:uiPriority="70" w:unhideWhenUsed="0"/>
-    <w:lsdException w:name="Colorful Shading Accent 4" w:semiHidden="0" w:uiPriority="71" w:unhideWhenUsed="0"/>
-    <w:lsdException w:name="Colorful List Accent 4" w:semiHidden="0" w:uiPriority="72" w:unhideWhenUsed="0"/>
-    <w:lsdException w:name="Colorful Grid Accent 4" w:semiHidden="0" w:uiPriority="73" w:unhideWhenUsed="0"/>
-    <w:lsdException w:name="Light Shading Accent 5" w:semiHidden="0" w:uiPriority="60" w:unhideWhenUsed="0"/>
-    <w:lsdException w:name="Light List Accent 5" w:semiHidden="0" w:uiPriority="61" w:unhideWhenUsed="0"/>
-    <w:lsdException w:name="Light Grid Accent 5" w:semiHidden="0" w:uiPriority="62" w:unhideWhenUsed="0"/>
-    <w:lsdException w:name="Medium Shading 1 Accent 5" w:semiHidden="0" w:uiPriority="63" w:unhideWhenUsed="0"/>
-    <w:lsdException w:name="Medium Shading 2 Accent 5" w:semiHidden="0" w:uiPriority="64" w:unhideWhenUsed="0"/>
-    <w:lsdException w:name="Medium List 1 Accent 5" w:semiHidden="0" w:uiPriority="65" w:unhideWhenUsed="0"/>
-    <w:lsdException w:name="Medium List 2 Accent 5" w:semiHidden="0" w:uiPriority="66" w:unhideWhenUsed="0"/>
-    <w:lsdException w:name="Medium Grid 1 Accent 5" w:semiHidden="0" w:uiPriority="67" w:unhideWhenUsed="0"/>
-    <w:lsdException w:name="Medium Grid 2 Accent 5" w:semiHidden="0" w:uiPriority="68" w:unhideWhenUsed="0"/>
-    <w:lsdException w:name="Medium Grid 3 Accent 5" w:semiHidden="0" w:uiPriority="69" w:unhideWhenUsed="0"/>
-    <w:lsdException w:name="Dark List Accent 5" w:semiHidden="0" w:uiPriority="70" w:unhideWhenUsed="0"/>
-    <w:lsdException w:name="Colorful Shading Accent 5" w:semiHidden="0" w:uiPriority="71" w:unhideWhenUsed="0"/>
-    <w:lsdException w:name="Colorful List Accent 5" w:semiHidden="0" w:uiPriority="72" w:unhideWhenUsed="0"/>
-    <w:lsdException w:name="Colorful Grid Accent 5" w:semiHidden="0" w:uiPriority="73" w:unhideWhenUsed="0"/>
-    <w:lsdException w:name="Light Shading Accent 6" w:semiHidden="0" w:uiPriority="60" w:unhideWhenUsed="0"/>
-    <w:lsdException w:name="Light List Accent 6" w:semiHidden="0" w:uiPriority="61" w:unhideWhenUsed="0"/>
-    <w:lsdException w:name="Light Grid Accent 6" w:semiHidden="0" w:uiPriority="62" w:unhideWhenUsed="0"/>
-    <w:lsdException w:name="Medium Shading 1 Accent 6" w:semiHidden="0" w:uiPriority="63" w:unhideWhenUsed="0"/>
-    <w:lsdException w:name="Medium Shading 2 Accent 6" w:semiHidden="0" w:uiPriority="64" w:unhideWhenUsed="0"/>
-    <w:lsdException w:name="Medium List 1 Accent 6" w:semiHidden="0" w:uiPriority="65" w:unhideWhenUsed="0"/>
-    <w:lsdException w:name="Medium List 2 Accent 6" w:semiHidden="0" w:uiPriority="66" w:unhideWhenUsed="0"/>
-    <w:lsdException w:name="Medium Grid 1 Accent 6" w:semiHidden="0" w:uiPriority="67" w:unhideWhenUsed="0"/>
-    <w:lsdException w:name="Medium Grid 2 Accent 6" w:semiHidden="0" w:uiPriority="68" w:unhideWhenUsed="0"/>
-    <w:lsdException w:name="Medium Grid 3 Accent 6" w:semiHidden="0" w:uiPriority="69" w:unhideWhenUsed="0"/>
-    <w:lsdException w:name="Dark List Accent 6" w:semiHidden="0" w:uiPriority="70" w:unhideWhenUsed="0"/>
-    <w:lsdException w:name="Colorful Shading Accent 6" w:semiHidden="0" w:uiPriority="71" w:unhideWhenUsed="0"/>
-    <w:lsdException w:name="Colorful List Accent 6" w:semiHidden="0" w:uiPriority="72" w:unhideWhenUsed="0"/>
-    <w:lsdException w:name="Colorful Grid Accent 6" w:semiHidden="0" w:uiPriority="73" w:unhideWhenUsed="0"/>
-    <w:lsdException w:name="Subtle Emphasis" w:semiHidden="0" w:uiPriority="19" w:unhideWhenUsed="0" w:qFormat="1"/>
-    <w:lsdException w:name="Intense Emphasis" w:semiHidden="0" w:uiPriority="21" w:unhideWhenUsed="0" w:qFormat="1"/>
-    <w:lsdException w:name="Subtle Reference" w:semiHidden="0" w:uiPriority="31" w:unhideWhenUsed="0" w:qFormat="1"/>
-    <w:lsdException w:name="Intense Reference" w:semiHidden="0" w:uiPriority="32" w:unhideWhenUsed="0" w:qFormat="1"/>
-    <w:lsdException w:name="Book Title" w:semiHidden="0" w:uiPriority="33" w:unhideWhenUsed="0" w:qFormat="1"/>
-    <w:lsdException w:name="Bibliography" w:uiPriority="37"/>
-    <w:lsdException w:name="TOC Heading" w:uiPriority="39" w:qFormat="1"/>
+  <w:latentStyles w:defLockedState="0" w:defUIPriority="99" w:defSemiHidden="0" w:defUnhideWhenUsed="0" w:defQFormat="0" w:count="371">
+    <w:lsdException w:name="Normal" w:uiPriority="0" w:qFormat="1"/>
+    <w:lsdException w:name="heading 1" w:uiPriority="9" w:qFormat="1"/>
+    <w:lsdException w:name="heading 2" w:semiHidden="1" w:uiPriority="9" w:unhideWhenUsed="1" w:qFormat="1"/>
+    <w:lsdException w:name="heading 3" w:semiHidden="1" w:uiPriority="9" w:unhideWhenUsed="1" w:qFormat="1"/>
+    <w:lsdException w:name="heading 4" w:semiHidden="1" w:uiPriority="9" w:unhideWhenUsed="1" w:qFormat="1"/>
+    <w:lsdException w:name="heading 5" w:semiHidden="1" w:uiPriority="9" w:unhideWhenUsed="1" w:qFormat="1"/>
+    <w:lsdException w:name="heading 6" w:semiHidden="1" w:uiPriority="9" w:unhideWhenUsed="1" w:qFormat="1"/>
+    <w:lsdException w:name="heading 7" w:semiHidden="1" w:uiPriority="9" w:unhideWhenUsed="1" w:qFormat="1"/>
+    <w:lsdException w:name="heading 8" w:semiHidden="1" w:uiPriority="9" w:unhideWhenUsed="1" w:qFormat="1"/>
+    <w:lsdException w:name="heading 9" w:semiHidden="1" w:uiPriority="9" w:unhideWhenUsed="1" w:qFormat="1"/>
+    <w:lsdException w:name="index 1" w:semiHidden="1" w:unhideWhenUsed="1"/>
+    <w:lsdException w:name="index 2" w:semiHidden="1" w:unhideWhenUsed="1"/>
+    <w:lsdException w:name="index 3" w:semiHidden="1" w:unhideWhenUsed="1"/>
+    <w:lsdException w:name="index 4" w:semiHidden="1" w:unhideWhenUsed="1"/>
+    <w:lsdException w:name="index 5" w:semiHidden="1" w:unhideWhenUsed="1"/>
+    <w:lsdException w:name="index 6" w:semiHidden="1" w:unhideWhenUsed="1"/>
+    <w:lsdException w:name="index 7" w:semiHidden="1" w:unhideWhenUsed="1"/>
+    <w:lsdException w:name="index 8" w:semiHidden="1" w:unhideWhenUsed="1"/>
+    <w:lsdException w:name="index 9" w:semiHidden="1" w:unhideWhenUsed="1"/>
+    <w:lsdException w:name="toc 1" w:semiHidden="1" w:uiPriority="39" w:unhideWhenUsed="1"/>
+    <w:lsdException w:name="toc 2" w:semiHidden="1" w:uiPriority="39" w:unhideWhenUsed="1"/>
+    <w:lsdException w:name="toc 3" w:semiHidden="1" w:uiPriority="39" w:unhideWhenUsed="1"/>
+    <w:lsdException w:name="toc 4" w:semiHidden="1" w:uiPriority="39" w:unhideWhenUsed="1"/>
+    <w:lsdException w:name="toc 5" w:semiHidden="1" w:uiPriority="39" w:unhideWhenUsed="1"/>
+    <w:lsdException w:name="toc 6" w:semiHidden="1" w:uiPriority="39" w:unhideWhenUsed="1"/>
+    <w:lsdException w:name="toc 7" w:semiHidden="1" w:uiPriority="39" w:unhideWhenUsed="1"/>
+    <w:lsdException w:name="toc 8" w:semiHidden="1" w:uiPriority="39" w:unhideWhenUsed="1"/>
+    <w:lsdException w:name="toc 9" w:semiHidden="1" w:uiPriority="39" w:unhideWhenUsed="1"/>
+    <w:lsdException w:name="Normal Indent" w:semiHidden="1" w:unhideWhenUsed="1"/>
+    <w:lsdException w:name="footnote text" w:semiHidden="1" w:unhideWhenUsed="1"/>
+    <w:lsdException w:name="annotation text" w:semiHidden="1" w:unhideWhenUsed="1"/>
+    <w:lsdException w:name="header" w:semiHidden="1" w:unhideWhenUsed="1"/>
+    <w:lsdException w:name="footer" w:semiHidden="1" w:unhideWhenUsed="1"/>
+    <w:lsdException w:name="index heading" w:semiHidden="1" w:unhideWhenUsed="1"/>
+    <w:lsdException w:name="caption" w:semiHidden="1" w:uiPriority="35" w:unhideWhenUsed="1" w:qFormat="1"/>
+    <w:lsdException w:name="table of figures" w:semiHidden="1" w:unhideWhenUsed="1"/>
+    <w:lsdException w:name="envelope address" w:semiHidden="1" w:unhideWhenUsed="1"/>
+    <w:lsdException w:name="envelope return" w:semiHidden="1" w:unhideWhenUsed="1"/>
+    <w:lsdException w:name="footnote reference" w:semiHidden="1" w:unhideWhenUsed="1"/>
+    <w:lsdException w:name="annotation reference" w:semiHidden="1" w:unhideWhenUsed="1"/>
+    <w:lsdException w:name="line number" w:semiHidden="1" w:unhideWhenUsed="1"/>
+    <w:lsdException w:name="page number" w:semiHidden="1" w:unhideWhenUsed="1"/>
+    <w:lsdException w:name="endnote reference" w:semiHidden="1" w:unhideWhenUsed="1"/>
+    <w:lsdException w:name="endnote text" w:semiHidden="1" w:unhideWhenUsed="1"/>
+    <w:lsdException w:name="table of authorities" w:semiHidden="1" w:unhideWhenUsed="1"/>
+    <w:lsdException w:name="macro" w:semiHidden="1" w:unhideWhenUsed="1"/>
+    <w:lsdException w:name="toa heading" w:semiHidden="1" w:unhideWhenUsed="1"/>
+    <w:lsdException w:name="List" w:semiHidden="1" w:unhideWhenUsed="1"/>
+    <w:lsdException w:name="List Bullet" w:semiHidden="1" w:unhideWhenUsed="1"/>
+    <w:lsdException w:name="List Number" w:semiHidden="1" w:unhideWhenUsed="1"/>
+    <w:lsdException w:name="List 2" w:semiHidden="1" w:unhideWhenUsed="1"/>
+    <w:lsdException w:name="List 3" w:semiHidden="1" w:unhideWhenUsed="1"/>
+    <w:lsdException w:name="List 4" w:semiHidden="1" w:unhideWhenUsed="1"/>
+    <w:lsdException w:name="List 5" w:semiHidden="1" w:unhideWhenUsed="1"/>
+    <w:lsdException w:name="List Bullet 2" w:semiHidden="1" w:unhideWhenUsed="1"/>
+    <w:lsdException w:name="List Bullet 3" w:semiHidden="1" w:unhideWhenUsed="1"/>
+    <w:lsdException w:name="List Bullet 4" w:semiHidden="1" w:unhideWhenUsed="1"/>
+    <w:lsdException w:name="List Bullet 5" w:semiHidden="1" w:unhideWhenUsed="1"/>
+    <w:lsdException w:name="List Number 2" w:semiHidden="1" w:unhideWhenUsed="1"/>
+    <w:lsdException w:name="List Number 3" w:semiHidden="1" w:unhideWhenUsed="1"/>
+    <w:lsdException w:name="List Number 4" w:semiHidden="1" w:unhideWhenUsed="1"/>
+    <w:lsdException w:name="List Number 5" w:semiHidden="1" w:unhideWhenUsed="1"/>
+    <w:lsdException w:name="Title" w:uiPriority="10" w:qFormat="1"/>
+    <w:lsdException w:name="Closing" w:semiHidden="1" w:unhideWhenUsed="1"/>
+    <w:lsdException w:name="Signature" w:semiHidden="1" w:unhideWhenUsed="1"/>
+    <w:lsdException w:name="Default Paragraph Font" w:semiHidden="1" w:uiPriority="1" w:unhideWhenUsed="1"/>
+    <w:lsdException w:name="Body Text" w:semiHidden="1" w:unhideWhenUsed="1"/>
+    <w:lsdException w:name="Body Text Indent" w:semiHidden="1" w:unhideWhenUsed="1"/>
+    <w:lsdException w:name="List Continue" w:semiHidden="1" w:unhideWhenUsed="1"/>
+    <w:lsdException w:name="List Continue 2" w:semiHidden="1" w:unhideWhenUsed="1"/>
+    <w:lsdException w:name="List Continue 3" w:semiHidden="1" w:unhideWhenUsed="1"/>
+    <w:lsdException w:name="List Continue 4" w:semiHidden="1" w:unhideWhenUsed="1"/>
+    <w:lsdException w:name="List Continue 5" w:semiHidden="1" w:unhideWhenUsed="1"/>
+    <w:lsdException w:name="Message Header" w:semiHidden="1" w:unhideWhenUsed="1"/>
+    <w:lsdException w:name="Subtitle" w:uiPriority="11" w:qFormat="1"/>
+    <w:lsdException w:name="Salutation" w:semiHidden="1" w:unhideWhenUsed="1"/>
+    <w:lsdException w:name="Date" w:semiHidden="1" w:unhideWhenUsed="1"/>
+    <w:lsdException w:name="Body Text First Indent" w:semiHidden="1" w:unhideWhenUsed="1"/>
+    <w:lsdException w:name="Body Text First Indent 2" w:semiHidden="1" w:unhideWhenUsed="1"/>
+    <w:lsdException w:name="Note Heading" w:semiHidden="1" w:unhideWhenUsed="1"/>
+    <w:lsdException w:name="Body Text 2" w:semiHidden="1" w:unhideWhenUsed="1"/>
+    <w:lsdException w:name="Body Text 3" w:semiHidden="1" w:unhideWhenUsed="1"/>
+    <w:lsdException w:name="Body Text Indent 2" w:semiHidden="1" w:unhideWhenUsed="1"/>
+    <w:lsdException w:name="Body Text Indent 3" w:semiHidden="1" w:unhideWhenUsed="1"/>
+    <w:lsdException w:name="Block Text" w:semiHidden="1" w:unhideWhenUsed="1"/>
+    <w:lsdException w:name="Hyperlink" w:semiHidden="1" w:unhideWhenUsed="1"/>
+    <w:lsdException w:name="FollowedHyperlink" w:semiHidden="1" w:unhideWhenUsed="1"/>
+    <w:lsdException w:name="Strong" w:uiPriority="22" w:qFormat="1"/>
+    <w:lsdException w:name="Emphasis" w:uiPriority="20" w:qFormat="1"/>
+    <w:lsdException w:name="Document Map" w:semiHidden="1" w:unhideWhenUsed="1"/>
+    <w:lsdException w:name="Plain Text" w:semiHidden="1" w:unhideWhenUsed="1"/>
+    <w:lsdException w:name="E-mail Signature" w:semiHidden="1" w:unhideWhenUsed="1"/>
+    <w:lsdException w:name="HTML Top of Form" w:semiHidden="1" w:unhideWhenUsed="1"/>
+    <w:lsdException w:name="HTML Bottom of Form" w:semiHidden="1" w:unhideWhenUsed="1"/>
+    <w:lsdException w:name="Normal (Web)" w:semiHidden="1" w:unhideWhenUsed="1"/>
+    <w:lsdException w:name="HTML Acronym" w:semiHidden="1" w:unhideWhenUsed="1"/>
+    <w:lsdException w:name="HTML Address" w:semiHidden="1" w:unhideWhenUsed="1"/>
+    <w:lsdException w:name="HTML Cite" w:semiHidden="1" w:unhideWhenUsed="1"/>
+    <w:lsdException w:name="HTML Code" w:semiHidden="1" w:unhideWhenUsed="1"/>
+    <w:lsdException w:name="HTML Definition" w:semiHidden="1" w:unhideWhenUsed="1"/>
+    <w:lsdException w:name="HTML Keyboard" w:semiHidden="1" w:unhideWhenUsed="1"/>
+    <w:lsdException w:name="HTML Preformatted" w:semiHidden="1" w:unhideWhenUsed="1"/>
+    <w:lsdException w:name="HTML Sample" w:semiHidden="1" w:unhideWhenUsed="1"/>
+    <w:lsdException w:name="HTML Typewriter" w:semiHidden="1" w:unhideWhenUsed="1"/>
+    <w:lsdException w:name="HTML Variable" w:semiHidden="1" w:unhideWhenUsed="1"/>
+    <w:lsdException w:name="Normal Table" w:semiHidden="1" w:unhideWhenUsed="1"/>
+    <w:lsdException w:name="annotation subject" w:semiHidden="1" w:unhideWhenUsed="1"/>
+    <w:lsdException w:name="No List" w:semiHidden="1" w:unhideWhenUsed="1"/>
+    <w:lsdException w:name="Outline List 1" w:semiHidden="1" w:unhideWhenUsed="1"/>
+    <w:lsdException w:name="Outline List 2" w:semiHidden="1" w:unhideWhenUsed="1"/>
+    <w:lsdException w:name="Outline List 3" w:semiHidden="1" w:unhideWhenUsed="1"/>
+    <w:lsdException w:name="Table Simple 1" w:semiHidden="1" w:unhideWhenUsed="1"/>
+    <w:lsdException w:name="Table Simple 2" w:semiHidden="1" w:unhideWhenUsed="1"/>
+    <w:lsdException w:name="Table Simple 3" w:semiHidden="1" w:unhideWhenUsed="1"/>
+    <w:lsdException w:name="Table Classic 1" w:semiHidden="1" w:unhideWhenUsed="1"/>
+    <w:lsdException w:name="Table Classic 2" w:semiHidden="1" w:unhideWhenUsed="1"/>
+    <w:lsdException w:name="Table Classic 3" w:semiHidden="1" w:unhideWhenUsed="1"/>
+    <w:lsdException w:name="Table Classic 4" w:semiHidden="1" w:unhideWhenUsed="1"/>
+    <w:lsdException w:name="Table Colorful 1" w:semiHidden="1" w:unhideWhenUsed="1"/>
+    <w:lsdException w:name="Table Colorful 2" w:semiHidden="1" w:unhideWhenUsed="1"/>
+    <w:lsdException w:name="Table Colorful 3" w:semiHidden="1" w:unhideWhenUsed="1"/>
+    <w:lsdException w:name="Table Columns 1" w:semiHidden="1" w:unhideWhenUsed="1"/>
+    <w:lsdException w:name="Table Columns 2" w:semiHidden="1" w:unhideWhenUsed="1"/>
+    <w:lsdException w:name="Table Columns 3" w:semiHidden="1" w:unhideWhenUsed="1"/>
+    <w:lsdException w:name="Table Columns 4" w:semiHidden="1" w:unhideWhenUsed="1"/>
+    <w:lsdException w:name="Table Columns 5" w:semiHidden="1" w:unhideWhenUsed="1"/>
+    <w:lsdException w:name="Table Grid 1" w:semiHidden="1" w:unhideWhenUsed="1"/>
+    <w:lsdException w:name="Table Grid 2" w:semiHidden="1" w:unhideWhenUsed="1"/>
+    <w:lsdException w:name="Table Grid 3" w:semiHidden="1" w:unhideWhenUsed="1"/>
+    <w:lsdException w:name="Table Grid 4" w:semiHidden="1" w:unhideWhenUsed="1"/>
+    <w:lsdException w:name="Table Grid 5" w:semiHidden="1" w:unhideWhenUsed="1"/>
+    <w:lsdException w:name="Table Grid 6" w:semiHidden="1" w:unhideWhenUsed="1"/>
+    <w:lsdException w:name="Table Grid 7" w:semiHidden="1" w:unhideWhenUsed="1"/>
+    <w:lsdException w:name="Table Grid 8" w:semiHidden="1" w:unhideWhenUsed="1"/>
+    <w:lsdException w:name="Table List 1" w:semiHidden="1" w:unhideWhenUsed="1"/>
+    <w:lsdException w:name="Table List 2" w:semiHidden="1" w:unhideWhenUsed="1"/>
+    <w:lsdException w:name="Table List 3" w:semiHidden="1" w:unhideWhenUsed="1"/>
+    <w:lsdException w:name="Table List 4" w:semiHidden="1" w:unhideWhenUsed="1"/>
+    <w:lsdException w:name="Table List 5" w:semiHidden="1" w:unhideWhenUsed="1"/>
+    <w:lsdException w:name="Table List 6" w:semiHidden="1" w:unhideWhenUsed="1"/>
+    <w:lsdException w:name="Table List 7" w:semiHidden="1" w:unhideWhenUsed="1"/>
+    <w:lsdException w:name="Table List 8" w:semiHidden="1" w:unhideWhenUsed="1"/>
+    <w:lsdException w:name="Table 3D effects 1" w:semiHidden="1" w:unhideWhenUsed="1"/>
+    <w:lsdException w:name="Table 3D effects 2" w:semiHidden="1" w:unhideWhenUsed="1"/>
+    <w:lsdException w:name="Table 3D effects 3" w:semiHidden="1" w:unhideWhenUsed="1"/>
+    <w:lsdException w:name="Table Contemporary" w:semiHidden="1" w:unhideWhenUsed="1"/>
+    <w:lsdException w:name="Table Elegant" w:semiHidden="1" w:unhideWhenUsed="1"/>
+    <w:lsdException w:name="Table Professional" w:semiHidden="1" w:unhideWhenUsed="1"/>
+    <w:lsdException w:name="Table Subtle 1" w:semiHidden="1" w:unhideWhenUsed="1"/>
+    <w:lsdException w:name="Table Subtle 2" w:semiHidden="1" w:unhideWhenUsed="1"/>
+    <w:lsdException w:name="Table Web 1" w:semiHidden="1" w:unhideWhenUsed="1"/>
+    <w:lsdException w:name="Table Web 2" w:semiHidden="1" w:unhideWhenUsed="1"/>
+    <w:lsdException w:name="Table Web 3" w:semiHidden="1" w:unhideWhenUsed="1"/>
+    <w:lsdException w:name="Balloon Text" w:semiHidden="1" w:unhideWhenUsed="1"/>
+    <w:lsdException w:name="Table Grid" w:uiPriority="59"/>
+    <w:lsdException w:name="Table Theme" w:semiHidden="1" w:unhideWhenUsed="1"/>
+    <w:lsdException w:name="Placeholder Text" w:semiHidden="1"/>
+    <w:lsdException w:name="No Spacing" w:uiPriority="1" w:qFormat="1"/>
+    <w:lsdException w:name="Light Shading" w:uiPriority="60"/>
+    <w:lsdException w:name="Light List" w:uiPriority="61"/>
+    <w:lsdException w:name="Light Grid" w:uiPriority="62"/>
+    <w:lsdException w:name="Medium Shading 1" w:uiPriority="63"/>
+    <w:lsdException w:name="Medium Shading 2" w:uiPriority="64"/>
+    <w:lsdException w:name="Medium List 1" w:uiPriority="65"/>
+    <w:lsdException w:name="Medium List 2" w:uiPriority="66"/>
+    <w:lsdException w:name="Medium Grid 1" w:uiPriority="67"/>
+    <w:lsdException w:name="Medium Grid 2" w:uiPriority="68"/>
+    <w:lsdException w:name="Medium Grid 3" w:uiPriority="69"/>
+    <w:lsdException w:name="Dark List" w:uiPriority="70"/>
+    <w:lsdException w:name="Colorful Shading" w:uiPriority="71"/>
+    <w:lsdException w:name="Colorful List" w:uiPriority="72"/>
+    <w:lsdException w:name="Colorful Grid" w:uiPriority="73"/>
+    <w:lsdException w:name="Light Shading Accent 1" w:uiPriority="60"/>
+    <w:lsdException w:name="Light List Accent 1" w:uiPriority="61"/>
+    <w:lsdException w:name="Light Grid Accent 1" w:uiPriority="62"/>
+    <w:lsdException w:name="Medium Shading 1 Accent 1" w:uiPriority="63"/>
+    <w:lsdException w:name="Medium Shading 2 Accent 1" w:uiPriority="64"/>
+    <w:lsdException w:name="Medium List 1 Accent 1" w:uiPriority="65"/>
+    <w:lsdException w:name="Revision" w:semiHidden="1"/>
+    <w:lsdException w:name="List Paragraph" w:uiPriority="34" w:qFormat="1"/>
+    <w:lsdException w:name="Quote" w:uiPriority="29" w:qFormat="1"/>
+    <w:lsdException w:name="Intense Quote" w:uiPriority="30" w:qFormat="1"/>
+    <w:lsdException w:name="Medium List 2 Accent 1" w:uiPriority="66"/>
+    <w:lsdException w:name="Medium Grid 1 Accent 1" w:uiPriority="67"/>
+    <w:lsdException w:name="Medium Grid 2 Accent 1" w:uiPriority="68"/>
+    <w:lsdException w:name="Medium Grid 3 Accent 1" w:uiPriority="69"/>
+    <w:lsdException w:name="Dark List Accent 1" w:uiPriority="70"/>
+    <w:lsdException w:name="Colorful Shading Accent 1" w:uiPriority="71"/>
+    <w:lsdException w:name="Colorful List Accent 1" w:uiPriority="72"/>
+    <w:lsdException w:name="Colorful Grid Accent 1" w:uiPriority="73"/>
+    <w:lsdException w:name="Light Shading Accent 2" w:uiPriority="60"/>
+    <w:lsdException w:name="Light List Accent 2" w:uiPriority="61"/>
+    <w:lsdException w:name="Light Grid Accent 2" w:uiPriority="62"/>
+    <w:lsdException w:name="Medium Shading 1 Accent 2" w:uiPriority="63"/>
+    <w:lsdException w:name="Medium Shading 2 Accent 2" w:uiPriority="64"/>
+    <w:lsdException w:name="Medium List 1 Accent 2" w:uiPriority="65"/>
+    <w:lsdException w:name="Medium List 2 Accent 2" w:uiPriority="66"/>
+    <w:lsdException w:name="Medium Grid 1 Accent 2" w:uiPriority="67"/>
+    <w:lsdException w:name="Medium Grid 2 Accent 2" w:uiPriority="68"/>
+    <w:lsdException w:name="Medium Grid 3 Accent 2" w:uiPriority="69"/>
+    <w:lsdException w:name="Dark List Accent 2" w:uiPriority="70"/>
+    <w:lsdException w:name="Colorful Shading Accent 2" w:uiPriority="71"/>
+    <w:lsdException w:name="Colorful List Accent 2" w:uiPriority="72"/>
+    <w:lsdException w:name="Colorful Grid Accent 2" w:uiPriority="73"/>
+    <w:lsdException w:name="Light Shading Accent 3" w:uiPriority="60"/>
+    <w:lsdException w:name="Light List Accent 3" w:uiPriority="61"/>
+    <w:lsdException w:name="Light Grid Accent 3" w:uiPriority="62"/>
+    <w:lsdException w:name="Medium Shading 1 Accent 3" w:uiPriority="63"/>
+    <w:lsdException w:name="Medium Shading 2 Accent 3" w:uiPriority="64"/>
+    <w:lsdException w:name="Medium List 1 Accent 3" w:uiPriority="65"/>
+    <w:lsdException w:name="Medium List 2 Accent 3" w:uiPriority="66"/>
+    <w:lsdException w:name="Medium Grid 1 Accent 3" w:uiPriority="67"/>
+    <w:lsdException w:name="Medium Grid 2 Accent 3" w:uiPriority="68"/>
+    <w:lsdException w:name="Medium Grid 3 Accent 3" w:uiPriority="69"/>
+    <w:lsdException w:name="Dark List Accent 3" w:uiPriority="70"/>
+    <w:lsdException w:name="Colorful Shading Accent 3" w:uiPriority="71"/>
+    <w:lsdException w:name="Colorful List Accent 3" w:uiPriority="72"/>
+    <w:lsdException w:name="Colorful Grid Accent 3" w:uiPriority="73"/>
+    <w:lsdException w:name="Light Shading Accent 4" w:uiPriority="60"/>
+    <w:lsdException w:name="Light List Accent 4" w:uiPriority="61"/>
+    <w:lsdException w:name="Light Grid Accent 4" w:uiPriority="62"/>
+    <w:lsdException w:name="Medium Shading 1 Accent 4" w:uiPriority="63"/>
+    <w:lsdException w:name="Medium Shading 2 Accent 4" w:uiPriority="64"/>
+    <w:lsdException w:name="Medium List 1 Accent 4" w:uiPriority="65"/>
+    <w:lsdException w:name="Medium List 2 Accent 4" w:uiPriority="66"/>
+    <w:lsdException w:name="Medium Grid 1 Accent 4" w:uiPriority="67"/>
+    <w:lsdException w:name="Medium Grid 2 Accent 4" w:uiPriority="68"/>
+    <w:lsdException w:name="Medium Grid 3 Accent 4" w:uiPriority="69"/>
+    <w:lsdException w:name="Dark List Accent 4" w:uiPriority="70"/>
+    <w:lsdException w:name="Colorful Shading Accent 4" w:uiPriority="71"/>
+    <w:lsdException w:name="Colorful List Accent 4" w:uiPriority="72"/>
+    <w:lsdException w:name="Colorful Grid Accent 4" w:uiPriority="73"/>
+    <w:lsdException w:name="Light Shading Accent 5" w:uiPriority="60"/>
+    <w:lsdException w:name="Light List Accent 5" w:uiPriority="61"/>
+    <w:lsdException w:name="Light Grid Accent 5" w:uiPriority="62"/>
+    <w:lsdException w:name="Medium Shading 1 Accent 5" w:uiPriority="63"/>
+    <w:lsdException w:name="Medium Shading 2 Accent 5" w:uiPriority="64"/>
+    <w:lsdException w:name="Medium List 1 Accent 5" w:uiPriority="65"/>
+    <w:lsdException w:name="Medium List 2 Accent 5" w:uiPriority="66"/>
+    <w:lsdException w:name="Medium Grid 1 Accent 5" w:uiPriority="67"/>
+    <w:lsdException w:name="Medium Grid 2 Accent 5" w:uiPriority="68"/>
+    <w:lsdException w:name="Medium Grid 3 Accent 5" w:uiPriority="69"/>
+    <w:lsdException w:name="Dark List Accent 5" w:uiPriority="70"/>
+    <w:lsdException w:name="Colorful Shading Accent 5" w:uiPriority="71"/>
+    <w:lsdException w:name="Colorful List Accent 5" w:uiPriority="72"/>
+    <w:lsdException w:name="Colorful Grid Accent 5" w:uiPriority="73"/>
+    <w:lsdException w:name="Light Shading Accent 6" w:uiPriority="60"/>
+    <w:lsdException w:name="Light List Accent 6" w:uiPriority="61"/>
+    <w:lsdException w:name="Light Grid Accent 6" w:uiPriority="62"/>
+    <w:lsdException w:name="Medium Shading 1 Accent 6" w:uiPriority="63"/>
+    <w:lsdException w:name="Medium Shading 2 Accent 6" w:uiPriority="64"/>
+    <w:lsdException w:name="Medium List 1 Accent 6" w:uiPriority="65"/>
+    <w:lsdException w:name="Medium List 2 Accent 6" w:uiPriority="66"/>
+    <w:lsdException w:name="Medium Grid 1 Accent 6" w:uiPriority="67"/>
+    <w:lsdException w:name="Medium Grid 2 Accent 6" w:uiPriority="68"/>
+    <w:lsdException w:name="Medium Grid 3 Accent 6" w:uiPriority="69"/>
+    <w:lsdException w:name="Dark List Accent 6" w:uiPriority="70"/>
+    <w:lsdException w:name="Colorful Shading Accent 6" w:uiPriority="71"/>
+    <w:lsdException w:name="Colorful List Accent 6" w:uiPriority="72"/>
+    <w:lsdException w:name="Colorful Grid Accent 6" w:uiPriority="73"/>
+    <w:lsdException w:name="Subtle Emphasis" w:uiPriority="19" w:qFormat="1"/>
+    <w:lsdException w:name="Intense Emphasis" w:uiPriority="21" w:qFormat="1"/>
+    <w:lsdException w:name="Subtle Reference" w:uiPriority="31" w:qFormat="1"/>
+    <w:lsdException w:name="Intense Reference" w:uiPriority="32" w:qFormat="1"/>
+    <w:lsdException w:name="Book Title" w:uiPriority="33" w:qFormat="1"/>
+    <w:lsdException w:name="Bibliography" w:semiHidden="1" w:uiPriority="37" w:unhideWhenUsed="1"/>
+    <w:lsdException w:name="TOC Heading" w:semiHidden="1" w:uiPriority="39" w:unhideWhenUsed="1" w:qFormat="1"/>
+    <w:lsdException w:name="Plain Table 1" w:uiPriority="41"/>
+    <w:lsdException w:name="Plain Table 2" w:uiPriority="42"/>
+    <w:lsdException w:name="Plain Table 3" w:uiPriority="43"/>
+    <w:lsdException w:name="Plain Table 4" w:uiPriority="44"/>
+    <w:lsdException w:name="Plain Table 5" w:uiPriority="45"/>
+    <w:lsdException w:name="Grid Table Light" w:uiPriority="40"/>
+    <w:lsdException w:name="Grid Table 1 Light" w:uiPriority="46"/>
+    <w:lsdException w:name="Grid Table 2" w:uiPriority="47"/>
+    <w:lsdException w:name="Grid Table 3" w:uiPriority="48"/>
+    <w:lsdException w:name="Grid Table 4" w:uiPriority="49"/>
+    <w:lsdException w:name="Grid Table 5 Dark" w:uiPriority="50"/>
+    <w:lsdException w:name="Grid Table 6 Colorful" w:uiPriority="51"/>
+    <w:lsdException w:name="Grid Table 7 Colorful" w:uiPriority="52"/>
+    <w:lsdException w:name="Grid Table 1 Light Accent 1" w:uiPriority="46"/>
+    <w:lsdException w:name="Grid Table 2 Accent 1" w:uiPriority="47"/>
+    <w:lsdException w:name="Grid Table 3 Accent 1" w:uiPriority="48"/>
+    <w:lsdException w:name="Grid Table 4 Accent 1" w:uiPriority="49"/>
+    <w:lsdException w:name="Grid Table 5 Dark Accent 1" w:uiPriority="50"/>
+    <w:lsdException w:name="Grid Table 6 Colorful Accent 1" w:uiPriority="51"/>
+    <w:lsdException w:name="Grid Table 7 Colorful Accent 1" w:uiPriority="52"/>
+    <w:lsdException w:name="Grid Table 1 Light Accent 2" w:uiPriority="46"/>
+    <w:lsdException w:name="Grid Table 2 Accent 2" w:uiPriority="47"/>
+    <w:lsdException w:name="Grid Table 3 Accent 2" w:uiPriority="48"/>
+    <w:lsdException w:name="Grid Table 4 Accent 2" w:uiPriority="49"/>
+    <w:lsdException w:name="Grid Table 5 Dark Accent 2" w:uiPriority="50"/>
+    <w:lsdException w:name="Grid Table 6 Colorful Accent 2" w:uiPriority="51"/>
+    <w:lsdException w:name="Grid Table 7 Colorful Accent 2" w:uiPriority="52"/>
+    <w:lsdException w:name="Grid Table 1 Light Accent 3" w:uiPriority="46"/>
+    <w:lsdException w:name="Grid Table 2 Accent 3" w:uiPriority="47"/>
+    <w:lsdException w:name="Grid Table 3 Accent 3" w:uiPriority="48"/>
+    <w:lsdException w:name="Grid Table 4 Accent 3" w:uiPriority="49"/>
+    <w:lsdException w:name="Grid Table 5 Dark Accent 3" w:uiPriority="50"/>
+    <w:lsdException w:name="Grid Table 6 Colorful Accent 3" w:uiPriority="51"/>
+    <w:lsdException w:name="Grid Table 7 Colorful Accent 3" w:uiPriority="52"/>
+    <w:lsdException w:name="Grid Table 1 Light Accent 4" w:uiPriority="46"/>
+    <w:lsdException w:name="Grid Table 2 Accent 4" w:uiPriority="47"/>
+    <w:lsdException w:name="Grid Table 3 Accent 4" w:uiPriority="48"/>
+    <w:lsdException w:name="Grid Table 4 Accent 4" w:uiPriority="49"/>
+    <w:lsdException w:name="Grid Table 5 Dark Accent 4" w:uiPriority="50"/>
+    <w:lsdException w:name="Grid Table 6 Colorful Accent 4" w:uiPriority="51"/>
+    <w:lsdException w:name="Grid Table 7 Colorful Accent 4" w:uiPriority="52"/>
+    <w:lsdException w:name="Grid Table 1 Light Accent 5" w:uiPriority="46"/>
+    <w:lsdException w:name="Grid Table 2 Accent 5" w:uiPriority="47"/>
+    <w:lsdException w:name="Grid Table 3 Accent 5" w:uiPriority="48"/>
+    <w:lsdException w:name="Grid Table 4 Accent 5" w:uiPriority="49"/>
+    <w:lsdException w:name="Grid Table 5 Dark Accent 5" w:uiPriority="50"/>
+    <w:lsdException w:name="Grid Table 6 Colorful Accent 5" w:uiPriority="51"/>
+    <w:lsdException w:name="Grid Table 7 Colorful Accent 5" w:uiPriority="52"/>
+    <w:lsdException w:name="Grid Table 1 Light Accent 6" w:uiPriority="46"/>
+    <w:lsdException w:name="Grid Table 2 Accent 6" w:uiPriority="47"/>
+    <w:lsdException w:name="Grid Table 3 Accent 6" w:uiPriority="48"/>
+    <w:lsdException w:name="Grid Table 4 Accent 6" w:uiPriority="49"/>
+    <w:lsdException w:name="Grid Table 5 Dark Accent 6" w:uiPriority="50"/>
+    <w:lsdException w:name="Grid Table 6 Colorful Accent 6" w:uiPriority="51"/>
+    <w:lsdException w:name="Grid Table 7 Colorful Accent 6" w:uiPriority="52"/>
+    <w:lsdException w:name="List Table 1 Light" w:uiPriority="46"/>
+    <w:lsdException w:name="List Table 2" w:uiPriority="47"/>
+    <w:lsdException w:name="List Table 3" w:uiPriority="48"/>
+    <w:lsdException w:name="List Table 4" w:uiPriority="49"/>
+    <w:lsdException w:name="List Table 5 Dark" w:uiPriority="50"/>
+    <w:lsdException w:name="List Table 6 Colorful" w:uiPriority="51"/>
+    <w:lsdException w:name="List Table 7 Colorful" w:uiPriority="52"/>
+    <w:lsdException w:name="List Table 1 Light Accent 1" w:uiPriority="46"/>
+    <w:lsdException w:name="List Table 2 Accent 1" w:uiPriority="47"/>
+    <w:lsdException w:name="List Table 3 Accent 1" w:uiPriority="48"/>
+    <w:lsdException w:name="List Table 4 Accent 1" w:uiPriority="49"/>
+    <w:lsdException w:name="List Table 5 Dark Accent 1" w:uiPriority="50"/>
+    <w:lsdException w:name="List Table 6 Colorful Accent 1" w:uiPriority="51"/>
+    <w:lsdException w:name="List Table 7 Colorful Accent 1" w:uiPriority="52"/>
+    <w:lsdException w:name="List Table 1 Light Accent 2" w:uiPriority="46"/>
+    <w:lsdException w:name="List Table 2 Accent 2" w:uiPriority="47"/>
+    <w:lsdException w:name="List Table 3 Accent 2" w:uiPriority="48"/>
+    <w:lsdException w:name="List Table 4 Accent 2" w:uiPriority="49"/>
+    <w:lsdException w:name="List Table 5 Dark Accent 2" w:uiPriority="50"/>
+    <w:lsdException w:name="List Table 6 Colorful Accent 2" w:uiPriority="51"/>
+    <w:lsdException w:name="List Table 7 Colorful Accent 2" w:uiPriority="52"/>
+    <w:lsdException w:name="List Table 1 Light Accent 3" w:uiPriority="46"/>
+    <w:lsdException w:name="List Table 2 Accent 3" w:uiPriority="47"/>
+    <w:lsdException w:name="List Table 3 Accent 3" w:uiPriority="48"/>
+    <w:lsdException w:name="List Table 4 Accent 3" w:uiPriority="49"/>
+    <w:lsdException w:name="List Table 5 Dark Accent 3" w:uiPriority="50"/>
+    <w:lsdException w:name="List Table 6 Colorful Accent 3" w:uiPriority="51"/>
+    <w:lsdException w:name="List Table 7 Colorful Accent 3" w:uiPriority="52"/>
+    <w:lsdException w:name="List Table 1 Light Accent 4" w:uiPriority="46"/>
+    <w:lsdException w:name="List Table 2 Accent 4" w:uiPriority="47"/>
+    <w:lsdException w:name="List Table 3 Accent 4" w:uiPriority="48"/>
+    <w:lsdException w:name="List Table 4 Accent 4" w:uiPriority="49"/>
+    <w:lsdException w:name="List Table 5 Dark Accent 4" w:uiPriority="50"/>
+    <w:lsdException w:name="List Table 6 Colorful Accent 4" w:uiPriority="51"/>
+    <w:lsdException w:name="List Table 7 Colorful Accent 4" w:uiPriority="52"/>
+    <w:lsdException w:name="List Table 1 Light Accent 5" w:uiPriority="46"/>
+    <w:lsdException w:name="List Table 2 Accent 5" w:uiPriority="47"/>
+    <w:lsdException w:name="List Table 3 Accent 5" w:uiPriority="48"/>
+    <w:lsdException w:name="List Table 4 Accent 5" w:uiPriority="49"/>
+    <w:lsdException w:name="List Table 5 Dark Accent 5" w:uiPriority="50"/>
+    <w:lsdException w:name="List Table 6 Colorful Accent 5" w:uiPriority="51"/>
+    <w:lsdException w:name="List Table 7 Colorful Accent 5" w:uiPriority="52"/>
+    <w:lsdException w:name="List Table 1 Light Accent 6" w:uiPriority="46"/>
+    <w:lsdException w:name="List Table 2 Accent 6" w:uiPriority="47"/>
+    <w:lsdException w:name="List Table 3 Accent 6" w:uiPriority="48"/>
+    <w:lsdException w:name="List Table 4 Accent 6" w:uiPriority="49"/>
+    <w:lsdException w:name="List Table 5 Dark Accent 6" w:uiPriority="50"/>
+    <w:lsdException w:name="List Table 6 Colorful Accent 6" w:uiPriority="51"/>
+    <w:lsdException w:name="List Table 7 Colorful Accent 6" w:uiPriority="52"/>
   </w:latentStyles>
   <w:style w:type="paragraph" w:default="1" w:styleId="a">
     <w:name w:val="Normal"/>

--- a/Ревьюирование программных модулей/Report/Отчет по ПП03.docx
+++ b/Ревьюирование программных модулей/Report/Отчет по ПП03.docx
@@ -345,6 +345,7 @@
           <w:rFonts w:ascii="Times New Roman" w:hAnsi="Times New Roman" w:cs="Times New Roman"/>
         </w:rPr>
       </w:pPr>
+      <w:proofErr w:type="gramStart"/>
       <w:r>
         <w:rPr>
           <w:rFonts w:ascii="Times New Roman" w:hAnsi="Times New Roman" w:cs="Times New Roman"/>
@@ -363,6 +364,7 @@
         </w:rPr>
         <w:t>«</w:t>
       </w:r>
+      <w:proofErr w:type="gramEnd"/>
       <w:r>
         <w:rPr>
           <w:rFonts w:ascii="Times New Roman" w:hAnsi="Times New Roman" w:cs="Times New Roman"/>
@@ -609,11 +611,19 @@
         </w:rPr>
         <w:t xml:space="preserve">техникума: </w:t>
       </w:r>
-      <w:r>
-        <w:rPr>
-          <w:rFonts w:ascii="Times New Roman" w:hAnsi="Times New Roman" w:cs="Times New Roman"/>
-        </w:rPr>
-        <w:t>Материкова А.А.</w:t>
+      <w:proofErr w:type="spellStart"/>
+      <w:r>
+        <w:rPr>
+          <w:rFonts w:ascii="Times New Roman" w:hAnsi="Times New Roman" w:cs="Times New Roman"/>
+        </w:rPr>
+        <w:t>Материкова</w:t>
+      </w:r>
+      <w:proofErr w:type="spellEnd"/>
+      <w:r>
+        <w:rPr>
+          <w:rFonts w:ascii="Times New Roman" w:hAnsi="Times New Roman" w:cs="Times New Roman"/>
+        </w:rPr>
+        <w:t xml:space="preserve"> А.А.</w:t>
       </w:r>
     </w:p>
     <w:p>
@@ -637,11 +647,19 @@
           <w:rFonts w:ascii="Times New Roman" w:hAnsi="Times New Roman" w:cs="Times New Roman"/>
         </w:rPr>
       </w:pPr>
-      <w:r>
-        <w:rPr>
-          <w:rFonts w:ascii="Times New Roman" w:hAnsi="Times New Roman" w:cs="Times New Roman"/>
-        </w:rPr>
-        <w:t>Оценка:_______________________________</w:t>
+      <w:proofErr w:type="gramStart"/>
+      <w:r>
+        <w:rPr>
+          <w:rFonts w:ascii="Times New Roman" w:hAnsi="Times New Roman" w:cs="Times New Roman"/>
+        </w:rPr>
+        <w:t>Оценка:_</w:t>
+      </w:r>
+      <w:proofErr w:type="gramEnd"/>
+      <w:r>
+        <w:rPr>
+          <w:rFonts w:ascii="Times New Roman" w:hAnsi="Times New Roman" w:cs="Times New Roman"/>
+        </w:rPr>
+        <w:t>______________________________</w:t>
       </w:r>
     </w:p>
     <w:p>
@@ -709,6 +727,7 @@
           <w:rFonts w:ascii="Times New Roman" w:hAnsi="Times New Roman" w:cs="Times New Roman"/>
         </w:rPr>
       </w:pPr>
+      <w:bookmarkStart w:id="0" w:name="_GoBack"/>
       <w:r>
         <w:rPr>
           <w:rFonts w:ascii="Times New Roman" w:hAnsi="Times New Roman" w:cs="Times New Roman"/>
@@ -749,6 +768,7 @@
         <w:t>5</w:t>
       </w:r>
     </w:p>
+    <w:bookmarkEnd w:id="0"/>
     <w:p>
       <w:pPr>
         <w:spacing w:after="120" w:line="0" w:lineRule="atLeast"/>
@@ -760,6 +780,13 @@
     </w:p>
     <w:sdt>
       <w:sdtPr>
+        <w:rPr>
+          <w:rFonts w:ascii="Calibri" w:eastAsia="Calibri" w:hAnsi="Calibri" w:cs="Calibri"/>
+          <w:color w:val="auto"/>
+          <w:sz w:val="22"/>
+          <w:szCs w:val="22"/>
+          <w:lang w:eastAsia="en-US"/>
+        </w:rPr>
         <w:id w:val="18202802"/>
         <w:docPartObj>
           <w:docPartGallery w:val="Table of Contents"/>
@@ -768,13 +795,8 @@
       </w:sdtPr>
       <w:sdtEndPr>
         <w:rPr>
-          <w:rFonts w:ascii="Calibri" w:eastAsia="Calibri" w:hAnsi="Calibri" w:cs="Calibri"/>
           <w:b/>
           <w:bCs/>
-          <w:color w:val="auto"/>
-          <w:sz w:val="22"/>
-          <w:szCs w:val="22"/>
-          <w:lang w:eastAsia="en-US"/>
         </w:rPr>
       </w:sdtEndPr>
       <w:sdtContent>
@@ -3095,7 +3117,7 @@
           <w:lang w:eastAsia="ru-RU"/>
         </w:rPr>
       </w:pPr>
-      <w:bookmarkStart w:id="0" w:name="_Toc244196880"/>
+      <w:bookmarkStart w:id="1" w:name="_Toc244196880"/>
       <w:r>
         <w:rPr>
           <w:rFonts w:ascii="Times New Roman" w:hAnsi="Times New Roman" w:cs="Times New Roman"/>
@@ -3106,7 +3128,7 @@
         <w:lastRenderedPageBreak/>
         <w:t>ВВЕДЕНИЕ</w:t>
       </w:r>
-      <w:bookmarkEnd w:id="0"/>
+      <w:bookmarkEnd w:id="1"/>
     </w:p>
     <w:p>
       <w:pPr>
@@ -3127,7 +3149,7 @@
           <w:sz w:val="28"/>
           <w:lang w:eastAsia="ru-RU"/>
         </w:rPr>
-        <w:t>Производственная практика является важным этапом профессиональной подготовки, позволяющим закрепить теоретические знания и приобрести практические навыки разработки, сопровождения и анализа программного обеспечения. Практика проходила на базе ООО «Малленом Системс» и была направлена на изучение деятельности организации, освоение инструментов разработки и выполнение практических заданий по созданию программного приложения.</w:t>
+        <w:t>Производственная практика по профессиональному модулю ПМ.03 «Ревьюирование программных модулей» является важной частью подготовки специалистов в области информационных систем и программирования. Она направлена на закрепление теоретических знаний и получение практических навыков, связанных с разработкой, анализом, тестированием и оптимизацией программного обеспечения.</w:t>
       </w:r>
     </w:p>
     <w:p>
@@ -3149,7 +3171,7 @@
           <w:sz w:val="28"/>
           <w:lang w:eastAsia="ru-RU"/>
         </w:rPr>
-        <w:t>Цель производственной практики — закрепление теоретических знаний и получение практического опыта разработки программного обеспечения, организации взаимодействия программных модулей, документирования и оценки характеристик приложения.</w:t>
+        <w:t>Целью производственной практики является приобретение практического опыта в области ревьюирования программных модулей, изучение методов оценки качества программного кода, освоение инструментов разработки и анализа программных продуктов.</w:t>
       </w:r>
     </w:p>
     <w:p>
@@ -3171,232 +3193,7 @@
           <w:sz w:val="28"/>
           <w:lang w:eastAsia="ru-RU"/>
         </w:rPr>
-        <w:t>Для достижения поставленной цели были определены следующие задачи:</w:t>
-      </w:r>
-    </w:p>
-    <w:p>
-      <w:pPr>
-        <w:numPr>
-          <w:ilvl w:val="0"/>
-          <w:numId w:val="5"/>
-        </w:numPr>
-        <w:spacing w:after="0" w:line="360" w:lineRule="auto"/>
-        <w:jc w:val="both"/>
-        <w:rPr>
-          <w:rFonts w:ascii="Times New Roman" w:hAnsi="Times New Roman" w:cs="Times New Roman"/>
-          <w:noProof/>
-          <w:sz w:val="28"/>
-          <w:lang w:eastAsia="ru-RU"/>
-        </w:rPr>
-      </w:pPr>
-      <w:r>
-        <w:rPr>
-          <w:rFonts w:ascii="Times New Roman" w:hAnsi="Times New Roman" w:cs="Times New Roman"/>
-          <w:noProof/>
-          <w:sz w:val="28"/>
-          <w:lang w:eastAsia="ru-RU"/>
-        </w:rPr>
-        <w:t>ознакомиться с деятельностью ООО «Малленом Системс» и основными направлениями работы организации;</w:t>
-      </w:r>
-    </w:p>
-    <w:p>
-      <w:pPr>
-        <w:numPr>
-          <w:ilvl w:val="0"/>
-          <w:numId w:val="5"/>
-        </w:numPr>
-        <w:spacing w:after="0" w:line="360" w:lineRule="auto"/>
-        <w:jc w:val="both"/>
-        <w:rPr>
-          <w:rFonts w:ascii="Times New Roman" w:hAnsi="Times New Roman" w:cs="Times New Roman"/>
-          <w:noProof/>
-          <w:sz w:val="28"/>
-          <w:lang w:eastAsia="ru-RU"/>
-        </w:rPr>
-      </w:pPr>
-      <w:r>
-        <w:rPr>
-          <w:rFonts w:ascii="Times New Roman" w:hAnsi="Times New Roman" w:cs="Times New Roman"/>
-          <w:noProof/>
-          <w:sz w:val="28"/>
-          <w:lang w:eastAsia="ru-RU"/>
-        </w:rPr>
-        <w:t>изучить принципы организации программного проекта и разделения приложения на отдельные модули;</w:t>
-      </w:r>
-    </w:p>
-    <w:p>
-      <w:pPr>
-        <w:numPr>
-          <w:ilvl w:val="0"/>
-          <w:numId w:val="5"/>
-        </w:numPr>
-        <w:spacing w:after="0" w:line="360" w:lineRule="auto"/>
-        <w:jc w:val="both"/>
-        <w:rPr>
-          <w:rFonts w:ascii="Times New Roman" w:hAnsi="Times New Roman" w:cs="Times New Roman"/>
-          <w:noProof/>
-          <w:sz w:val="28"/>
-          <w:lang w:eastAsia="ru-RU"/>
-        </w:rPr>
-      </w:pPr>
-      <w:r>
-        <w:rPr>
-          <w:rFonts w:ascii="Times New Roman" w:hAnsi="Times New Roman" w:cs="Times New Roman"/>
-          <w:noProof/>
-          <w:sz w:val="28"/>
-          <w:lang w:eastAsia="ru-RU"/>
-        </w:rPr>
-        <w:t>разработать приложение ImageEditor для загрузки, просмотра и обработки изображений;</w:t>
-      </w:r>
-    </w:p>
-    <w:p>
-      <w:pPr>
-        <w:numPr>
-          <w:ilvl w:val="0"/>
-          <w:numId w:val="5"/>
-        </w:numPr>
-        <w:spacing w:after="0" w:line="360" w:lineRule="auto"/>
-        <w:jc w:val="both"/>
-        <w:rPr>
-          <w:rFonts w:ascii="Times New Roman" w:hAnsi="Times New Roman" w:cs="Times New Roman"/>
-          <w:noProof/>
-          <w:sz w:val="28"/>
-          <w:lang w:eastAsia="ru-RU"/>
-        </w:rPr>
-      </w:pPr>
-      <w:r>
-        <w:rPr>
-          <w:rFonts w:ascii="Times New Roman" w:hAnsi="Times New Roman" w:cs="Times New Roman"/>
-          <w:noProof/>
-          <w:sz w:val="28"/>
-          <w:lang w:eastAsia="ru-RU"/>
-        </w:rPr>
-        <w:t>реализовать изменение яркости и контрастности, изменение размера изображения, получение информации о файле и сохранение результата;</w:t>
-      </w:r>
-    </w:p>
-    <w:p>
-      <w:pPr>
-        <w:numPr>
-          <w:ilvl w:val="0"/>
-          <w:numId w:val="5"/>
-        </w:numPr>
-        <w:spacing w:after="0" w:line="360" w:lineRule="auto"/>
-        <w:jc w:val="both"/>
-        <w:rPr>
-          <w:rFonts w:ascii="Times New Roman" w:hAnsi="Times New Roman" w:cs="Times New Roman"/>
-          <w:noProof/>
-          <w:sz w:val="28"/>
-          <w:lang w:eastAsia="ru-RU"/>
-        </w:rPr>
-      </w:pPr>
-      <w:r>
-        <w:rPr>
-          <w:rFonts w:ascii="Times New Roman" w:hAnsi="Times New Roman" w:cs="Times New Roman"/>
-          <w:noProof/>
-          <w:sz w:val="28"/>
-          <w:lang w:eastAsia="ru-RU"/>
-        </w:rPr>
-        <w:t>организовать хранение пользовательских настроек и истории действий;</w:t>
-      </w:r>
-    </w:p>
-    <w:p>
-      <w:pPr>
-        <w:numPr>
-          <w:ilvl w:val="0"/>
-          <w:numId w:val="5"/>
-        </w:numPr>
-        <w:spacing w:after="0" w:line="360" w:lineRule="auto"/>
-        <w:jc w:val="both"/>
-        <w:rPr>
-          <w:rFonts w:ascii="Times New Roman" w:hAnsi="Times New Roman" w:cs="Times New Roman"/>
-          <w:noProof/>
-          <w:sz w:val="28"/>
-          <w:lang w:eastAsia="ru-RU"/>
-        </w:rPr>
-      </w:pPr>
-      <w:r>
-        <w:rPr>
-          <w:rFonts w:ascii="Times New Roman" w:hAnsi="Times New Roman" w:cs="Times New Roman"/>
-          <w:noProof/>
-          <w:sz w:val="28"/>
-          <w:lang w:eastAsia="ru-RU"/>
-        </w:rPr>
-        <w:t>выполнить обратное проектирование приложения и подготовить UML-диаграммы;</w:t>
-      </w:r>
-    </w:p>
-    <w:p>
-      <w:pPr>
-        <w:numPr>
-          <w:ilvl w:val="0"/>
-          <w:numId w:val="5"/>
-        </w:numPr>
-        <w:spacing w:after="0" w:line="360" w:lineRule="auto"/>
-        <w:jc w:val="both"/>
-        <w:rPr>
-          <w:rFonts w:ascii="Times New Roman" w:hAnsi="Times New Roman" w:cs="Times New Roman"/>
-          <w:noProof/>
-          <w:sz w:val="28"/>
-          <w:lang w:eastAsia="ru-RU"/>
-        </w:rPr>
-      </w:pPr>
-      <w:r>
-        <w:rPr>
-          <w:rFonts w:ascii="Times New Roman" w:hAnsi="Times New Roman" w:cs="Times New Roman"/>
-          <w:noProof/>
-          <w:sz w:val="28"/>
-          <w:lang w:eastAsia="ru-RU"/>
-        </w:rPr>
-        <w:t>провести ручную проверку основных функций программы;</w:t>
-      </w:r>
-    </w:p>
-    <w:p>
-      <w:pPr>
-        <w:numPr>
-          <w:ilvl w:val="0"/>
-          <w:numId w:val="5"/>
-        </w:numPr>
-        <w:spacing w:after="0" w:line="360" w:lineRule="auto"/>
-        <w:jc w:val="both"/>
-        <w:rPr>
-          <w:rFonts w:ascii="Times New Roman" w:hAnsi="Times New Roman" w:cs="Times New Roman"/>
-          <w:noProof/>
-          <w:sz w:val="28"/>
-          <w:lang w:eastAsia="ru-RU"/>
-        </w:rPr>
-      </w:pPr>
-      <w:r>
-        <w:rPr>
-          <w:rFonts w:ascii="Times New Roman" w:hAnsi="Times New Roman" w:cs="Times New Roman"/>
-          <w:noProof/>
-          <w:sz w:val="28"/>
-          <w:lang w:eastAsia="ru-RU"/>
-        </w:rPr>
-        <w:t>измерить время выполнения операций и определить размеры файлов проекта;</w:t>
-      </w:r>
-    </w:p>
-    <w:p>
-      <w:pPr>
-        <w:numPr>
-          <w:ilvl w:val="0"/>
-          <w:numId w:val="5"/>
-        </w:numPr>
-        <w:spacing w:after="0" w:line="360" w:lineRule="auto"/>
-        <w:jc w:val="both"/>
-        <w:rPr>
-          <w:rFonts w:ascii="Times New Roman" w:hAnsi="Times New Roman" w:cs="Times New Roman"/>
-          <w:noProof/>
-          <w:sz w:val="28"/>
-          <w:lang w:eastAsia="ru-RU"/>
-        </w:rPr>
-      </w:pPr>
-      <w:r>
-        <w:rPr>
-          <w:rFonts w:ascii="Times New Roman" w:hAnsi="Times New Roman" w:cs="Times New Roman"/>
-          <w:noProof/>
-          <w:sz w:val="28"/>
-          <w:lang w:eastAsia="ru-RU"/>
-        </w:rPr>
-        <w:t>проанализировать использованные средства разработки и обосновать их применение.</w:t>
+        <w:t>В ходе практики необходимо ознакомиться с деятельностью предприятия, его организационной структурой, внутренним распорядком, требованиями охраны труда и должностными обязанностями ИТ-специалистов. Также требуется изучить основные подходы к ревьюированию программного кода, методы определения характеристик программных компонентов и способы применения специализированных программных средств для анализа программного обеспечения.</w:t>
       </w:r>
     </w:p>
     <w:p>
@@ -3418,30 +3215,52 @@
           <w:sz w:val="28"/>
           <w:lang w:eastAsia="ru-RU"/>
         </w:rPr>
+        <w:t>В рамках выполнения практических заданий было разработано настольное приложение ImageEditor для загрузки, просмотра и обработки изображений. В процессе работы была организована структура программного проекта, созданы отдельные модули для обработки изображений, управления настройками, хранения истории действий и реализации графического интерфейса. Для описания архитектуры приложения были выполнены обратное проектирование и построение UML-диаграмм.</w:t>
+      </w:r>
+    </w:p>
+    <w:p>
+      <w:pPr>
+        <w:spacing w:after="0" w:line="360" w:lineRule="auto"/>
+        <w:ind w:firstLine="709"/>
+        <w:jc w:val="both"/>
+        <w:rPr>
+          <w:rFonts w:ascii="Times New Roman" w:hAnsi="Times New Roman" w:cs="Times New Roman"/>
+          <w:noProof/>
+          <w:sz w:val="28"/>
+          <w:lang w:eastAsia="ru-RU"/>
+        </w:rPr>
+      </w:pPr>
+      <w:r>
+        <w:rPr>
+          <w:rFonts w:ascii="Times New Roman" w:hAnsi="Times New Roman" w:cs="Times New Roman"/>
+          <w:noProof/>
+          <w:sz w:val="28"/>
+          <w:lang w:eastAsia="ru-RU"/>
+        </w:rPr>
+        <w:t>Кроме того, была проведена ручная проверка основных функций приложения, измерено время выполнения отдельных операций и определены размеры файлов проекта. Также был выполнен анализ используемых средств разработки и их назначения.</w:t>
+      </w:r>
+    </w:p>
+    <w:p>
+      <w:pPr>
+        <w:spacing w:after="0" w:line="360" w:lineRule="auto"/>
+        <w:ind w:firstLine="709"/>
+        <w:jc w:val="both"/>
+        <w:rPr>
+          <w:rFonts w:ascii="Times New Roman" w:hAnsi="Times New Roman" w:cs="Times New Roman"/>
+          <w:noProof/>
+          <w:sz w:val="28"/>
+          <w:lang w:eastAsia="ru-RU"/>
+        </w:rPr>
+      </w:pPr>
+      <w:r>
+        <w:rPr>
+          <w:rFonts w:ascii="Times New Roman" w:hAnsi="Times New Roman" w:cs="Times New Roman"/>
+          <w:noProof/>
+          <w:sz w:val="28"/>
+          <w:lang w:eastAsia="ru-RU"/>
+        </w:rPr>
         <w:lastRenderedPageBreak/>
-        <w:t>В ходе практической работы использовались язык программирования Python, среда разработки Visual Studio Code, библиотека Tkinter для создания графического интерфейса и библиотека Pillow для обработки изображений. Для хранения настроек и истории действий применялся формат JSON, а для регистрации событий и ошибок — стандартный модуль logging.</w:t>
-      </w:r>
-    </w:p>
-    <w:p>
-      <w:pPr>
-        <w:spacing w:after="0" w:line="360" w:lineRule="auto"/>
-        <w:ind w:firstLine="709"/>
-        <w:jc w:val="both"/>
-        <w:rPr>
-          <w:rFonts w:ascii="Times New Roman" w:hAnsi="Times New Roman" w:cs="Times New Roman"/>
-          <w:noProof/>
-          <w:sz w:val="28"/>
-          <w:lang w:eastAsia="ru-RU"/>
-        </w:rPr>
-      </w:pPr>
-      <w:r>
-        <w:rPr>
-          <w:rFonts w:ascii="Times New Roman" w:hAnsi="Times New Roman" w:cs="Times New Roman"/>
-          <w:noProof/>
-          <w:sz w:val="28"/>
-          <w:lang w:eastAsia="ru-RU"/>
-        </w:rPr>
-        <w:t>Результаты практики представлены в виде разработанного приложения, структурированного исходного кода, документации, UML-диаграмм и результатов измерения характеристик программы.</w:t>
+        <w:t>Таким образом, производственная практика направлена на формирование профессиональных компетенций, необходимых для разработки, проверки, анализа и сопровождения программных продуктов, а также на получение опыта применения современных инструментов и технологий программирования.</w:t>
       </w:r>
     </w:p>
     <w:p>
@@ -3488,7 +3307,7 @@
           <w:lang w:eastAsia="ru-RU"/>
         </w:rPr>
       </w:pPr>
-      <w:bookmarkStart w:id="1" w:name="_Toc244196881"/>
+      <w:bookmarkStart w:id="2" w:name="_Toc244196881"/>
       <w:r>
         <w:rPr>
           <w:rFonts w:ascii="Times New Roman" w:hAnsi="Times New Roman" w:cs="Times New Roman"/>
@@ -3500,7 +3319,7 @@
         <w:lastRenderedPageBreak/>
         <w:t>1 ОБЩАЯ ХАРАКТЕРИСТИКА ПРЕДПРИЯТИЯ (ОРГАНИЗАЦИИ)</w:t>
       </w:r>
-      <w:bookmarkEnd w:id="1"/>
+      <w:bookmarkEnd w:id="2"/>
     </w:p>
     <w:p>
       <w:pPr>
@@ -3739,7 +3558,7 @@
           <w:lang w:eastAsia="ru-RU"/>
         </w:rPr>
       </w:pPr>
-      <w:bookmarkStart w:id="2" w:name="_Toc244196882"/>
+      <w:bookmarkStart w:id="3" w:name="_Toc244196882"/>
       <w:r>
         <w:rPr>
           <w:rFonts w:ascii="Times New Roman" w:hAnsi="Times New Roman" w:cs="Times New Roman"/>
@@ -3750,7 +3569,7 @@
         </w:rPr>
         <w:t>1.1 Организационная структура предприятия</w:t>
       </w:r>
-      <w:bookmarkEnd w:id="2"/>
+      <w:bookmarkEnd w:id="3"/>
     </w:p>
     <w:p>
       <w:pPr>
@@ -4096,7 +3915,7 @@
           <w:lang w:eastAsia="ru-RU"/>
         </w:rPr>
       </w:pPr>
-      <w:bookmarkStart w:id="3" w:name="_Toc244196883"/>
+      <w:bookmarkStart w:id="4" w:name="_Toc244196883"/>
       <w:r>
         <w:rPr>
           <w:rFonts w:ascii="Times New Roman" w:hAnsi="Times New Roman" w:cs="Times New Roman"/>
@@ -4108,7 +3927,7 @@
         <w:lastRenderedPageBreak/>
         <w:t>1.2 Внутренний распорядок работы предприятия, охрана труда ИТ-специалистов</w:t>
       </w:r>
-      <w:bookmarkEnd w:id="3"/>
+      <w:bookmarkEnd w:id="4"/>
     </w:p>
     <w:p>
       <w:pPr>
@@ -4278,7 +4097,7 @@
           <w:lang w:eastAsia="ru-RU"/>
         </w:rPr>
       </w:pPr>
-      <w:bookmarkStart w:id="4" w:name="_Toc244196884"/>
+      <w:bookmarkStart w:id="5" w:name="_Toc244196884"/>
       <w:r>
         <w:rPr>
           <w:rFonts w:ascii="Times New Roman" w:hAnsi="Times New Roman" w:cs="Times New Roman"/>
@@ -4290,7 +4109,7 @@
         <w:lastRenderedPageBreak/>
         <w:t>1.3 Должностные инструкции ИТ-специалистов предприятия</w:t>
       </w:r>
-      <w:bookmarkEnd w:id="4"/>
+      <w:bookmarkEnd w:id="5"/>
     </w:p>
     <w:p>
       <w:pPr>
@@ -4427,7 +4246,7 @@
           <w:lang w:eastAsia="ru-RU"/>
         </w:rPr>
       </w:pPr>
-      <w:bookmarkStart w:id="5" w:name="_Toc244196885"/>
+      <w:bookmarkStart w:id="6" w:name="_Toc244196885"/>
       <w:r>
         <w:rPr>
           <w:rFonts w:ascii="Times New Roman" w:hAnsi="Times New Roman" w:cs="Times New Roman"/>
@@ -4439,7 +4258,7 @@
         <w:lastRenderedPageBreak/>
         <w:t>2 РЕВЬЮИРОВАНИЕ ПРОГРАММНЫХ ПРОДУКТОВ</w:t>
       </w:r>
-      <w:bookmarkEnd w:id="5"/>
+      <w:bookmarkEnd w:id="6"/>
     </w:p>
     <w:p>
       <w:pPr>
@@ -4526,7 +4345,7 @@
           <w:lang w:eastAsia="ru-RU"/>
         </w:rPr>
       </w:pPr>
-      <w:bookmarkStart w:id="6" w:name="_Toc244196886"/>
+      <w:bookmarkStart w:id="7" w:name="_Toc244196886"/>
       <w:r>
         <w:rPr>
           <w:rFonts w:ascii="Times New Roman" w:hAnsi="Times New Roman" w:cs="Times New Roman"/>
@@ -4537,7 +4356,7 @@
         </w:rPr>
         <w:t>2.1 Ревьюирование программного кода в соответствии с технической документацией</w:t>
       </w:r>
-      <w:bookmarkEnd w:id="6"/>
+      <w:bookmarkEnd w:id="7"/>
     </w:p>
     <w:p>
       <w:pPr>
@@ -4678,7 +4497,7 @@
           <w:lang w:eastAsia="ru-RU"/>
         </w:rPr>
       </w:pPr>
-      <w:bookmarkStart w:id="7" w:name="_Toc244196887"/>
+      <w:bookmarkStart w:id="8" w:name="_Toc244196887"/>
       <w:r>
         <w:rPr>
           <w:rFonts w:ascii="Times New Roman" w:hAnsi="Times New Roman" w:cs="Times New Roman"/>
@@ -4689,7 +4508,7 @@
         </w:rPr>
         <w:t>2.2 Измерение характеристик компонент программного продукта</w:t>
       </w:r>
-      <w:bookmarkEnd w:id="7"/>
+      <w:bookmarkEnd w:id="8"/>
     </w:p>
     <w:p>
       <w:pPr>
@@ -4830,7 +4649,7 @@
           <w:lang w:eastAsia="ru-RU"/>
         </w:rPr>
       </w:pPr>
-      <w:bookmarkStart w:id="8" w:name="_Toc244196888"/>
+      <w:bookmarkStart w:id="9" w:name="_Toc244196888"/>
       <w:r>
         <w:rPr>
           <w:rFonts w:ascii="Times New Roman" w:hAnsi="Times New Roman" w:cs="Times New Roman"/>
@@ -4841,7 +4660,7 @@
         </w:rPr>
         <w:t>2.3 Исследование созданного программного кода с использованием специализированных программных средств</w:t>
       </w:r>
-      <w:bookmarkEnd w:id="8"/>
+      <w:bookmarkEnd w:id="9"/>
     </w:p>
     <w:p>
       <w:pPr>
@@ -4982,7 +4801,7 @@
           <w:lang w:eastAsia="ru-RU"/>
         </w:rPr>
       </w:pPr>
-      <w:bookmarkStart w:id="9" w:name="_Toc244196889"/>
+      <w:bookmarkStart w:id="10" w:name="_Toc244196889"/>
       <w:r>
         <w:rPr>
           <w:rFonts w:ascii="Times New Roman" w:hAnsi="Times New Roman" w:cs="Times New Roman"/>
@@ -4993,7 +4812,7 @@
         </w:rPr>
         <w:t>2.4 Сравнительный анализ программных продуктов и средств разработки</w:t>
       </w:r>
-      <w:bookmarkEnd w:id="9"/>
+      <w:bookmarkEnd w:id="10"/>
     </w:p>
     <w:p>
       <w:pPr>
@@ -5128,7 +4947,7 @@
           <w:lang w:eastAsia="ru-RU"/>
         </w:rPr>
       </w:pPr>
-      <w:bookmarkStart w:id="10" w:name="_Toc244196890"/>
+      <w:bookmarkStart w:id="11" w:name="_Toc244196890"/>
       <w:r>
         <w:rPr>
           <w:rFonts w:ascii="Times New Roman" w:hAnsi="Times New Roman" w:cs="Times New Roman"/>
@@ -5139,7 +4958,7 @@
         <w:lastRenderedPageBreak/>
         <w:t>3 ВЫПОЛНЯЕМЫЕ ЗАДАНИЯ</w:t>
       </w:r>
-      <w:bookmarkEnd w:id="10"/>
+      <w:bookmarkEnd w:id="11"/>
     </w:p>
     <w:p>
       <w:pPr>
@@ -5167,7 +4986,7 @@
           <w:lang w:eastAsia="ru-RU"/>
         </w:rPr>
       </w:pPr>
-      <w:bookmarkStart w:id="11" w:name="_Toc244196891"/>
+      <w:bookmarkStart w:id="12" w:name="_Toc244196891"/>
       <w:r>
         <w:rPr>
           <w:rFonts w:ascii="Times New Roman" w:hAnsi="Times New Roman" w:cs="Times New Roman"/>
@@ -5178,7 +4997,7 @@
         </w:rPr>
         <w:t>3.1 Создание решения и организация структуры проекта</w:t>
       </w:r>
-      <w:bookmarkEnd w:id="11"/>
+      <w:bookmarkEnd w:id="12"/>
     </w:p>
     <w:p>
       <w:pPr>
@@ -5580,7 +5399,7 @@
           <w:bCs/>
           <w:noProof/>
           <w:sz w:val="28"/>
-          <w:lang w:val="en-US" w:eastAsia="ru-RU"/>
+          <w:lang w:eastAsia="ru-RU"/>
         </w:rPr>
       </w:pPr>
       <w:r>
@@ -5735,7 +5554,7 @@
           <w:lang w:eastAsia="ru-RU"/>
         </w:rPr>
       </w:pPr>
-      <w:bookmarkStart w:id="12" w:name="_Toc244196892"/>
+      <w:bookmarkStart w:id="13" w:name="_Toc244196892"/>
       <w:r>
         <w:rPr>
           <w:rFonts w:ascii="Times New Roman" w:hAnsi="Times New Roman" w:cs="Times New Roman"/>
@@ -5746,7 +5565,7 @@
         </w:rPr>
         <w:t>3.2 Разработка модели данных для хранения информации об изображении</w:t>
       </w:r>
-      <w:bookmarkEnd w:id="12"/>
+      <w:bookmarkEnd w:id="13"/>
     </w:p>
     <w:p>
       <w:pPr>
@@ -5862,7 +5681,7 @@
           <w:lang w:eastAsia="ru-RU"/>
         </w:rPr>
       </w:pPr>
-      <w:bookmarkStart w:id="13" w:name="_Toc244196893"/>
+      <w:bookmarkStart w:id="14" w:name="_Toc244196893"/>
       <w:r>
         <w:rPr>
           <w:rFonts w:ascii="Times New Roman" w:hAnsi="Times New Roman" w:cs="Times New Roman"/>
@@ -5873,7 +5692,7 @@
         </w:rPr>
         <w:t>3.3 Реализация модуля обработки изображений</w:t>
       </w:r>
-      <w:bookmarkEnd w:id="13"/>
+      <w:bookmarkEnd w:id="14"/>
     </w:p>
     <w:p>
       <w:pPr>
@@ -6168,7 +5987,7 @@
           <w:lang w:eastAsia="ru-RU"/>
         </w:rPr>
       </w:pPr>
-      <w:bookmarkStart w:id="14" w:name="_Toc244196894"/>
+      <w:bookmarkStart w:id="15" w:name="_Toc244196894"/>
       <w:r>
         <w:rPr>
           <w:rFonts w:ascii="Times New Roman" w:hAnsi="Times New Roman" w:cs="Times New Roman"/>
@@ -6179,7 +5998,7 @@
         </w:rPr>
         <w:t>3.4 Разработка графического интерфейса приложения</w:t>
       </w:r>
-      <w:bookmarkEnd w:id="14"/>
+      <w:bookmarkEnd w:id="15"/>
     </w:p>
     <w:p>
       <w:pPr>
@@ -6657,7 +6476,7 @@
           <w:lang w:eastAsia="ru-RU"/>
         </w:rPr>
       </w:pPr>
-      <w:bookmarkStart w:id="15" w:name="_Toc244196895"/>
+      <w:bookmarkStart w:id="16" w:name="_Toc244196895"/>
       <w:r>
         <w:rPr>
           <w:rFonts w:ascii="Times New Roman" w:hAnsi="Times New Roman" w:cs="Times New Roman"/>
@@ -6668,7 +6487,7 @@
         </w:rPr>
         <w:t>3.5 Реализация загрузки и сохранения изображений</w:t>
       </w:r>
-      <w:bookmarkEnd w:id="15"/>
+      <w:bookmarkEnd w:id="16"/>
     </w:p>
     <w:p>
       <w:pPr>
@@ -6857,7 +6676,7 @@
           <w:lang w:eastAsia="ru-RU"/>
         </w:rPr>
       </w:pPr>
-      <w:bookmarkStart w:id="16" w:name="_Toc244196896"/>
+      <w:bookmarkStart w:id="17" w:name="_Toc244196896"/>
       <w:r>
         <w:rPr>
           <w:rFonts w:ascii="Times New Roman" w:hAnsi="Times New Roman" w:cs="Times New Roman"/>
@@ -6868,7 +6687,7 @@
         </w:rPr>
         <w:t>3.6 Реализация взаимодействия элементов управления</w:t>
       </w:r>
-      <w:bookmarkEnd w:id="16"/>
+      <w:bookmarkEnd w:id="17"/>
     </w:p>
     <w:p>
       <w:pPr>
@@ -7067,7 +6886,7 @@
           <w:lang w:eastAsia="ru-RU"/>
         </w:rPr>
       </w:pPr>
-      <w:bookmarkStart w:id="17" w:name="_Toc244196897"/>
+      <w:bookmarkStart w:id="18" w:name="_Toc244196897"/>
       <w:r>
         <w:rPr>
           <w:rFonts w:ascii="Times New Roman" w:hAnsi="Times New Roman" w:cs="Times New Roman"/>
@@ -7078,7 +6897,7 @@
         </w:rPr>
         <w:t>3.7 Обратное проектирование и построение UML-диаграмм</w:t>
       </w:r>
-      <w:bookmarkEnd w:id="17"/>
+      <w:bookmarkEnd w:id="18"/>
     </w:p>
     <w:p>
       <w:pPr>
@@ -7694,7 +7513,7 @@
           <w:lang w:eastAsia="ru-RU"/>
         </w:rPr>
       </w:pPr>
-      <w:bookmarkStart w:id="18" w:name="_Toc244196898"/>
+      <w:bookmarkStart w:id="19" w:name="_Toc244196898"/>
       <w:r>
         <w:rPr>
           <w:rFonts w:ascii="Times New Roman" w:hAnsi="Times New Roman" w:cs="Times New Roman"/>
@@ -7705,7 +7524,7 @@
         </w:rPr>
         <w:t>3.8 Подготовка документации и ручная проверка приложения</w:t>
       </w:r>
-      <w:bookmarkEnd w:id="18"/>
+      <w:bookmarkEnd w:id="19"/>
     </w:p>
     <w:p>
       <w:pPr>
@@ -7841,12 +7660,6 @@
         <w:gridCol w:w="1527"/>
       </w:tblGrid>
       <w:tr>
-        <w:tblPrEx>
-          <w:tblCellMar>
-            <w:top w:w="0" w:type="dxa"/>
-            <w:bottom w:w="0" w:type="dxa"/>
-          </w:tblCellMar>
-        </w:tblPrEx>
         <w:trPr>
           <w:trHeight w:val="548"/>
         </w:trPr>
@@ -7996,12 +7809,6 @@
         </w:tc>
       </w:tr>
       <w:tr>
-        <w:tblPrEx>
-          <w:tblCellMar>
-            <w:top w:w="0" w:type="dxa"/>
-            <w:bottom w:w="0" w:type="dxa"/>
-          </w:tblCellMar>
-        </w:tblPrEx>
         <w:trPr>
           <w:trHeight w:val="627"/>
         </w:trPr>
@@ -8128,12 +7935,6 @@
         </w:tc>
       </w:tr>
       <w:tr>
-        <w:tblPrEx>
-          <w:tblCellMar>
-            <w:top w:w="0" w:type="dxa"/>
-            <w:bottom w:w="0" w:type="dxa"/>
-          </w:tblCellMar>
-        </w:tblPrEx>
         <w:trPr>
           <w:trHeight w:val="627"/>
         </w:trPr>
@@ -8260,12 +8061,6 @@
         </w:tc>
       </w:tr>
       <w:tr>
-        <w:tblPrEx>
-          <w:tblCellMar>
-            <w:top w:w="0" w:type="dxa"/>
-            <w:bottom w:w="0" w:type="dxa"/>
-          </w:tblCellMar>
-        </w:tblPrEx>
         <w:trPr>
           <w:trHeight w:val="627"/>
         </w:trPr>
@@ -8392,12 +8187,6 @@
         </w:tc>
       </w:tr>
       <w:tr>
-        <w:tblPrEx>
-          <w:tblCellMar>
-            <w:top w:w="0" w:type="dxa"/>
-            <w:bottom w:w="0" w:type="dxa"/>
-          </w:tblCellMar>
-        </w:tblPrEx>
         <w:trPr>
           <w:trHeight w:val="627"/>
         </w:trPr>
@@ -8524,12 +8313,6 @@
         </w:tc>
       </w:tr>
       <w:tr>
-        <w:tblPrEx>
-          <w:tblCellMar>
-            <w:top w:w="0" w:type="dxa"/>
-            <w:bottom w:w="0" w:type="dxa"/>
-          </w:tblCellMar>
-        </w:tblPrEx>
         <w:trPr>
           <w:trHeight w:val="627"/>
         </w:trPr>
@@ -8745,7 +8528,7 @@
           <w:lang w:eastAsia="ru-RU"/>
         </w:rPr>
       </w:pPr>
-      <w:bookmarkStart w:id="19" w:name="_Toc244196899"/>
+      <w:bookmarkStart w:id="20" w:name="_Toc244196899"/>
       <w:r>
         <w:rPr>
           <w:rFonts w:ascii="Times New Roman" w:hAnsi="Times New Roman" w:cs="Times New Roman"/>
@@ -8756,7 +8539,7 @@
         </w:rPr>
         <w:t>3.9 Измерение времени выполнения операций</w:t>
       </w:r>
-      <w:bookmarkEnd w:id="19"/>
+      <w:bookmarkEnd w:id="20"/>
     </w:p>
     <w:p>
       <w:pPr>
@@ -10505,7 +10288,7 @@
           <w:lang w:eastAsia="ru-RU"/>
         </w:rPr>
       </w:pPr>
-      <w:bookmarkStart w:id="20" w:name="_Toc244196900"/>
+      <w:bookmarkStart w:id="21" w:name="_Toc244196900"/>
       <w:r>
         <w:rPr>
           <w:rFonts w:ascii="Times New Roman" w:hAnsi="Times New Roman" w:cs="Times New Roman"/>
@@ -10516,7 +10299,7 @@
         </w:rPr>
         <w:t>3.10 Определение размеров файлов проекта</w:t>
       </w:r>
-      <w:bookmarkEnd w:id="20"/>
+      <w:bookmarkEnd w:id="21"/>
     </w:p>
     <w:p>
       <w:pPr>
@@ -11239,7 +11022,7 @@
           <w:lang w:eastAsia="ru-RU"/>
         </w:rPr>
       </w:pPr>
-      <w:bookmarkStart w:id="21" w:name="_Toc244196901"/>
+      <w:bookmarkStart w:id="22" w:name="_Toc244196901"/>
       <w:r>
         <w:rPr>
           <w:rFonts w:ascii="Times New Roman" w:hAnsi="Times New Roman" w:cs="Times New Roman"/>
@@ -11250,7 +11033,7 @@
         </w:rPr>
         <w:t>3.11 Анализ средств разработки</w:t>
       </w:r>
-      <w:bookmarkEnd w:id="21"/>
+      <w:bookmarkEnd w:id="22"/>
     </w:p>
     <w:p>
       <w:pPr>
@@ -12763,7 +12546,7 @@
           <w:lang w:eastAsia="ru-RU"/>
         </w:rPr>
       </w:pPr>
-      <w:bookmarkStart w:id="22" w:name="_Toc244196902"/>
+      <w:bookmarkStart w:id="23" w:name="_Toc244196902"/>
       <w:r>
         <w:rPr>
           <w:rFonts w:ascii="Times New Roman" w:hAnsi="Times New Roman" w:cs="Times New Roman"/>
@@ -12775,7 +12558,7 @@
         <w:lastRenderedPageBreak/>
         <w:t>ЗАКЛЮЧЕНИЕ</w:t>
       </w:r>
-      <w:bookmarkEnd w:id="22"/>
+      <w:bookmarkEnd w:id="23"/>
     </w:p>
     <w:p>
       <w:pPr>
@@ -12798,7 +12581,7 @@
           <w:sz w:val="28"/>
           <w:lang w:eastAsia="ru-RU"/>
         </w:rPr>
-        <w:t>В ходе производственной практики были изучены основные направления деятельности ООО «Малленом Системс» и выполнены практические задания, связанные с разработкой и исследованием программного обеспечения.</w:t>
+        <w:t>В ходе прохождения производственной практики по профессиональному модулю ПМ.03 «Ревьюирование программных модулей» были закреплены теоретические знания и получены практические навыки в области разработки, анализа, тестирования и документирования программного обеспечения.</w:t>
       </w:r>
     </w:p>
     <w:p>
@@ -12822,7 +12605,7 @@
           <w:sz w:val="28"/>
           <w:lang w:eastAsia="ru-RU"/>
         </w:rPr>
-        <w:t>Основным результатом работы стало создание приложения ImageEditor, предназначенного для загрузки, просмотра и обработки изображений. Программа организована по модульному принципу: графический интерфейс отделён от логики обработки изображений, а настройки и история действий вынесены в отдельные модули.</w:t>
+        <w:t>В процессе практики была изучена общая характеристика предприятия, его организационная структура, внутренний распорядок работы, требования охраны труда и основные обязанности ИТ-специалистов.</w:t>
       </w:r>
     </w:p>
     <w:p>
@@ -12846,7 +12629,7 @@
           <w:sz w:val="28"/>
           <w:lang w:eastAsia="ru-RU"/>
         </w:rPr>
-        <w:t>В процессе разработки были реализованы операции изменения яркости и контрастности, изменения размера изображения, получения информации о его характеристиках и сохранения результата. Дополнительно были предусмотрены сохранение настроек, ведение истории действий, создание служебных каталогов и журналирование событий.</w:t>
+        <w:t>Основная практическая работа была связана с разработкой настольного приложения ImageEditor, предназначенного для загрузки, просмотра и обработки изображений. В ходе выполнения задания была создана модульная структура проекта, реализованы функции изменения яркости, контрастности и размера изображений, а также механизмы загрузки и сохранения файлов. Дополнительно были реализованы сохранение пользовательских настроек и ведение истории действий.</w:t>
       </w:r>
     </w:p>
     <w:p>
@@ -12870,7 +12653,7 @@
           <w:sz w:val="28"/>
           <w:lang w:eastAsia="ru-RU"/>
         </w:rPr>
-        <w:t>Для описания структуры и поведения приложения были подготовлены UML-диаграммы компонентов, вариантов использования, последовательности и деятельности. Также была подготовлена документация проекта и выполнена ручная проверка основных функций программы.</w:t>
+        <w:t>Для изучения архитектуры разработанного программного средства было выполнено обратное проектирование и построены UML-диаграммы компонентов, вариантов использования, последовательности и деятельности. Это позволило наглядно представить структуру приложения, взаимодействие его модулей и основные процессы выполнения операций.</w:t>
       </w:r>
     </w:p>
     <w:p>
@@ -12894,7 +12677,7 @@
           <w:sz w:val="28"/>
           <w:lang w:eastAsia="ru-RU"/>
         </w:rPr>
-        <w:t>Для оценки производительности были проведены повторные измерения времени выполнения операций. При обработке изображения размером 1920 × 1080 пикселей среднее время изменения яркости составило 13,721 мс, изменения контрастности — 18,875 мс, изменения размера — 21,757 мс, а сохранения изображения — 13,381 мс. Полученные результаты позволили сравнить временные затраты различных операций и определить наиболее продолжительные этапы обработки.</w:t>
+        <w:t>Также была подготовлена документация проекта в формате README.md и проведена ручная проверка основных функций приложения. По результатам тестирования все пять проверенных сценариев завершились успешно. С помощью стандартных средств Python было измерено время выполнения основных операций, что позволило оценить производительность приложения. Дополнительно были определены размеры файлов проекта и проведён анализ используемых средств разработки, включая Python, Visual Studio Code, Tkinter, Pillow, JSON и draw.io.</w:t>
       </w:r>
     </w:p>
     <w:p>
@@ -12918,18 +12701,8 @@
           <w:sz w:val="28"/>
           <w:lang w:eastAsia="ru-RU"/>
         </w:rPr>
-        <w:t xml:space="preserve">Дополнительно были исследованы размеры основных исходных файлов и выполнен анализ использованных средств разработки. Применение Python, Tkinter и Pillow позволило реализовать приложение с графическим интерфейсом и необходимыми функциями обработки изображений. </w:t>
-      </w:r>
-      <w:r>
-        <w:rPr>
-          <w:rFonts w:ascii="Times New Roman" w:hAnsi="Times New Roman" w:cs="Times New Roman"/>
-          <w:bCs/>
-          <w:noProof/>
-          <w:sz w:val="28"/>
-          <w:lang w:eastAsia="ru-RU"/>
-        </w:rPr>
         <w:lastRenderedPageBreak/>
-        <w:t>Использование JSON и журналирования обеспечило базовые возможности хранения данных и диагностики работы программы.</w:t>
+        <w:t>В результате выполнения практических заданий были получены навыки организации структуры программного проекта, разработки отдельных программных модулей, построения графических моделей, проверки работоспособности приложения и оценки характеристик программного продукта.</w:t>
       </w:r>
     </w:p>
     <w:p>
@@ -12953,36 +12726,13 @@
           <w:sz w:val="28"/>
           <w:lang w:eastAsia="ru-RU"/>
         </w:rPr>
-        <w:t>В результате выполнения практики были закреплены навыки программирования, модульной организации кода, обработки графических файлов, работы с документацией, построения UML-диаграмм и оценки производительности программного обеспечения.</w:t>
+        <w:t>Таким образом, цель производственной практики была достигнута, а поставленные практические задачи выполнены. Полученный опыт позволил закрепить профессиональные знания и приобрести навыки, необходимые для дальнейшей работы в области разработки и сопровождения программного обеспечения.</w:t>
       </w:r>
     </w:p>
     <w:p>
       <w:pPr>
         <w:spacing w:after="0" w:line="360" w:lineRule="auto"/>
         <w:ind w:firstLine="709"/>
-        <w:jc w:val="both"/>
-        <w:rPr>
-          <w:rFonts w:ascii="Times New Roman" w:hAnsi="Times New Roman" w:cs="Times New Roman"/>
-          <w:bCs/>
-          <w:noProof/>
-          <w:sz w:val="28"/>
-          <w:lang w:eastAsia="ru-RU"/>
-        </w:rPr>
-      </w:pPr>
-      <w:r>
-        <w:rPr>
-          <w:rFonts w:ascii="Times New Roman" w:hAnsi="Times New Roman" w:cs="Times New Roman"/>
-          <w:bCs/>
-          <w:noProof/>
-          <w:sz w:val="28"/>
-          <w:lang w:eastAsia="ru-RU"/>
-        </w:rPr>
-        <w:t>Таким образом, поставленная цель практики была достигнута, а полученный опыт может быть использован при дальнейшем изучении разработки, тестирования и сопровождения информационных систем.</w:t>
-      </w:r>
-    </w:p>
-    <w:p>
-      <w:pPr>
-        <w:spacing w:after="0" w:line="360" w:lineRule="auto"/>
         <w:rPr>
           <w:rFonts w:ascii="Times New Roman" w:hAnsi="Times New Roman" w:cs="Times New Roman"/>
           <w:bCs/>
@@ -13026,7 +12776,7 @@
           <w:lang w:eastAsia="ru-RU"/>
         </w:rPr>
       </w:pPr>
-      <w:bookmarkStart w:id="23" w:name="_Toc244196903"/>
+      <w:bookmarkStart w:id="24" w:name="_Toc244196903"/>
       <w:r>
         <w:rPr>
           <w:rFonts w:ascii="Times New Roman" w:hAnsi="Times New Roman" w:cs="Times New Roman"/>
@@ -13038,7 +12788,7 @@
         <w:lastRenderedPageBreak/>
         <w:t>СПИСОК ИСТОЧНИКОВ</w:t>
       </w:r>
-      <w:bookmarkEnd w:id="23"/>
+      <w:bookmarkEnd w:id="24"/>
     </w:p>
     <w:p>
       <w:pPr>
@@ -13683,7 +13433,7 @@
           <w:lang w:eastAsia="ru-RU"/>
         </w:rPr>
       </w:pPr>
-      <w:bookmarkStart w:id="24" w:name="_Toc244196904"/>
+      <w:bookmarkStart w:id="25" w:name="_Toc244196904"/>
       <w:r>
         <w:rPr>
           <w:rFonts w:ascii="Times New Roman" w:hAnsi="Times New Roman" w:cs="Times New Roman"/>
@@ -13705,7 +13455,7 @@
         </w:rPr>
         <w:t>Е А</w:t>
       </w:r>
-      <w:bookmarkEnd w:id="24"/>
+      <w:bookmarkEnd w:id="25"/>
     </w:p>
     <w:p>
       <w:pPr>
@@ -13719,8 +13469,6 @@
           <w:lang w:eastAsia="ru-RU"/>
         </w:rPr>
       </w:pPr>
-      <w:bookmarkStart w:id="25" w:name="_GoBack"/>
-      <w:bookmarkEnd w:id="25"/>
     </w:p>
     <w:p>
       <w:pPr>
@@ -30256,30 +30004,7 @@
           <w:bCs/>
           <w:noProof/>
           <w:sz w:val="28"/>
-          <w:lang w:val="en-US" w:eastAsia="ru-RU"/>
-        </w:rPr>
-        <w:t xml:space="preserve">            "date": datetime.now().isoformat(timespec="seconds"),</w:t>
-      </w:r>
-    </w:p>
-    <w:p>
-      <w:pPr>
-        <w:spacing w:after="0" w:line="360" w:lineRule="auto"/>
-        <w:jc w:val="both"/>
-        <w:rPr>
-          <w:rFonts w:ascii="Times New Roman" w:hAnsi="Times New Roman" w:cs="Times New Roman"/>
-          <w:bCs/>
-          <w:noProof/>
-          <w:sz w:val="28"/>
-          <w:lang w:eastAsia="ru-RU"/>
-        </w:rPr>
-      </w:pPr>
-      <w:r>
-        <w:rPr>
-          <w:rFonts w:ascii="Times New Roman" w:hAnsi="Times New Roman" w:cs="Times New Roman"/>
-          <w:bCs/>
-          <w:noProof/>
-          <w:sz w:val="28"/>
-          <w:lang w:val="en-US" w:eastAsia="ru-RU"/>
+          <w:lang w:eastAsia="ru-RU"/>
         </w:rPr>
         <w:t xml:space="preserve">            </w:t>
       </w:r>
@@ -30289,7 +30014,40 @@
           <w:bCs/>
           <w:noProof/>
           <w:sz w:val="28"/>
-          <w:lang w:eastAsia="ru-RU"/>
+          <w:lang w:val="en-US" w:eastAsia="ru-RU"/>
+        </w:rPr>
+        <w:t>"date": datetime.now().isoformat(timespec="seconds"),</w:t>
+      </w:r>
+    </w:p>
+    <w:p>
+      <w:pPr>
+        <w:spacing w:after="0" w:line="360" w:lineRule="auto"/>
+        <w:jc w:val="both"/>
+        <w:rPr>
+          <w:rFonts w:ascii="Times New Roman" w:hAnsi="Times New Roman" w:cs="Times New Roman"/>
+          <w:bCs/>
+          <w:noProof/>
+          <w:sz w:val="28"/>
+          <w:lang w:val="en-US" w:eastAsia="ru-RU"/>
+        </w:rPr>
+      </w:pPr>
+      <w:r>
+        <w:rPr>
+          <w:rFonts w:ascii="Times New Roman" w:hAnsi="Times New Roman" w:cs="Times New Roman"/>
+          <w:bCs/>
+          <w:noProof/>
+          <w:sz w:val="28"/>
+          <w:lang w:val="en-US" w:eastAsia="ru-RU"/>
+        </w:rPr>
+        <w:t xml:space="preserve">            </w:t>
+      </w:r>
+      <w:r>
+        <w:rPr>
+          <w:rFonts w:ascii="Times New Roman" w:hAnsi="Times New Roman" w:cs="Times New Roman"/>
+          <w:bCs/>
+          <w:noProof/>
+          <w:sz w:val="28"/>
+          <w:lang w:val="en-US" w:eastAsia="ru-RU"/>
         </w:rPr>
         <w:t>"operation": operation,</w:t>
       </w:r>
@@ -30303,16 +30061,16 @@
           <w:bCs/>
           <w:noProof/>
           <w:sz w:val="28"/>
-          <w:lang w:eastAsia="ru-RU"/>
-        </w:rPr>
-      </w:pPr>
-      <w:r>
-        <w:rPr>
-          <w:rFonts w:ascii="Times New Roman" w:hAnsi="Times New Roman" w:cs="Times New Roman"/>
-          <w:bCs/>
-          <w:noProof/>
-          <w:sz w:val="28"/>
-          <w:lang w:eastAsia="ru-RU"/>
+          <w:lang w:val="en-US" w:eastAsia="ru-RU"/>
+        </w:rPr>
+      </w:pPr>
+      <w:r>
+        <w:rPr>
+          <w:rFonts w:ascii="Times New Roman" w:hAnsi="Times New Roman" w:cs="Times New Roman"/>
+          <w:bCs/>
+          <w:noProof/>
+          <w:sz w:val="28"/>
+          <w:lang w:val="en-US" w:eastAsia="ru-RU"/>
         </w:rPr>
         <w:t xml:space="preserve">            "parameters": parameters or {}</w:t>
       </w:r>
@@ -30326,16 +30084,16 @@
           <w:bCs/>
           <w:noProof/>
           <w:sz w:val="28"/>
-          <w:lang w:eastAsia="ru-RU"/>
-        </w:rPr>
-      </w:pPr>
-      <w:r>
-        <w:rPr>
-          <w:rFonts w:ascii="Times New Roman" w:hAnsi="Times New Roman" w:cs="Times New Roman"/>
-          <w:bCs/>
-          <w:noProof/>
-          <w:sz w:val="28"/>
-          <w:lang w:eastAsia="ru-RU"/>
+          <w:lang w:val="en-US" w:eastAsia="ru-RU"/>
+        </w:rPr>
+      </w:pPr>
+      <w:r>
+        <w:rPr>
+          <w:rFonts w:ascii="Times New Roman" w:hAnsi="Times New Roman" w:cs="Times New Roman"/>
+          <w:bCs/>
+          <w:noProof/>
+          <w:sz w:val="28"/>
+          <w:lang w:val="en-US" w:eastAsia="ru-RU"/>
         </w:rPr>
         <w:t xml:space="preserve">        }</w:t>
       </w:r>
@@ -30349,7 +30107,7 @@
           <w:bCs/>
           <w:noProof/>
           <w:sz w:val="28"/>
-          <w:lang w:eastAsia="ru-RU"/>
+          <w:lang w:val="en-US" w:eastAsia="ru-RU"/>
         </w:rPr>
       </w:pPr>
     </w:p>
@@ -30895,6 +30653,7 @@
         <w:docPartUnique/>
       </w:docPartObj>
     </w:sdtPr>
+    <w:sdtEndPr/>
     <w:sdtContent>
       <w:p>
         <w:pPr>
@@ -30914,7 +30673,7 @@
           <w:rPr>
             <w:noProof/>
           </w:rPr>
-          <w:t>42</w:t>
+          <w:t>22</w:t>
         </w:r>
         <w:r>
           <w:fldChar w:fldCharType="end"/>
@@ -32766,7 +32525,7 @@
 </file>
 
 <file path=customXml/itemProps1.xml><?xml version="1.0" encoding="utf-8"?>
-<ds:datastoreItem xmlns:ds="http://schemas.openxmlformats.org/officeDocument/2006/customXml" ds:itemID="{CB4EDB1F-B510-434B-B7DA-AD7405E6285C}">
+<ds:datastoreItem xmlns:ds="http://schemas.openxmlformats.org/officeDocument/2006/customXml" ds:itemID="{46289653-0016-43A2-99C7-B9A1EB8A3A8A}">
   <ds:schemaRefs>
     <ds:schemaRef ds:uri="http://schemas.openxmlformats.org/officeDocument/2006/bibliography"/>
   </ds:schemaRefs>
